--- a/docs/20260804_db-erd-poster.docx
+++ b/docs/20260804_db-erd-poster.docx
@@ -12,7 +12,7 @@
           <w:b w:val="0"/>
           <w:color w:val="1A1D23"/>
         </w:rPr>
-        <w:t>diatom DB ERD — 한눈에</w:t>
+        <w:t>DiaRUGA DB ERD — 한눈에</w:t>
       </w:r>
     </w:p>
     <w:p>
@@ -31,7 +31,22 @@
           <w:rFonts w:ascii="맑은 고딕" w:hAnsi="맑은 고딕" w:eastAsia="맑은 고딕" w:cs="맑은 고딕"/>
           <w:b w:val="0"/>
         </w:rPr>
-        <w:t xml:space="preserve"> · A3 가로</w:t>
+        <w:t xml:space="preserve"> (</w:t>
+      </w:r>
+      <w:r>
+        <w:rPr>
+          <w:rFonts w:ascii="D2Coding" w:hAnsi="D2Coding" w:eastAsia="D2Coding" w:cs="D2Coding"/>
+          <w:color w:val="C0362C"/>
+          <w:sz w:val="19"/>
+        </w:rPr>
+        <w:t>Image</w:t>
+      </w:r>
+      <w:r>
+        <w:rPr>
+          <w:rFonts w:ascii="맑은 고딕" w:hAnsi="맑은 고딕" w:eastAsia="맑은 고딕" w:cs="맑은 고딕"/>
+          <w:b w:val="0"/>
+        </w:rPr>
+        <w:t xml:space="preserve"> 반영 2026-08-05 — P06 · devlog 055) · A3 가로</w:t>
       </w:r>
     </w:p>
     <w:p>
@@ -181,41 +196,199 @@
     </w:p>
     <w:p>
       <w:pPr>
-        <w:jc w:val="center"/>
+        <w:spacing w:before="80" w:after="160"/>
+        <w:ind w:left="280"/>
+        <w:shd w:val="clear" w:fill="F4F5F7"/>
       </w:pPr>
       <w:r>
-        <w:drawing>
-          <wp:inline xmlns:a="http://schemas.openxmlformats.org/drawingml/2006/main" xmlns:pic="http://schemas.openxmlformats.org/drawingml/2006/picture">
-            <wp:extent cx="13500000" cy="5372448"/>
-            <wp:docPr id="1" name="Picture 1"/>
-            <wp:cNvGraphicFramePr>
-              <a:graphicFrameLocks noChangeAspect="1"/>
-            </wp:cNvGraphicFramePr>
-            <a:graphic>
-              <a:graphicData uri="http://schemas.openxmlformats.org/drawingml/2006/picture">
-                <pic:pic>
-                  <pic:nvPicPr>
-                    <pic:cNvPr id="0" name="mermaid-0d0a2772278e.png"/>
-                    <pic:cNvPicPr/>
-                  </pic:nvPicPr>
-                  <pic:blipFill>
-                    <a:blip r:embed="rId9"/>
-                    <a:stretch>
-                      <a:fillRect/>
-                    </a:stretch>
-                  </pic:blipFill>
-                  <pic:spPr>
-                    <a:xfrm>
-                      <a:off x="0" y="0"/>
-                      <a:ext cx="13500000" cy="5372448"/>
-                    </a:xfrm>
-                    <a:prstGeom prst="rect"/>
-                  </pic:spPr>
-                </pic:pic>
-              </a:graphicData>
-            </a:graphic>
-          </wp:inline>
-        </w:drawing>
+        <w:rPr>
+          <w:rFonts w:ascii="D2Coding" w:hAnsi="D2Coding" w:eastAsia="D2Coding" w:cs="D2Coding"/>
+          <w:sz w:val="18"/>
+        </w:rPr>
+        <w:t>flowchart LR</w:t>
+        <w:br/>
+      </w:r>
+      <w:r>
+        <w:rPr>
+          <w:rFonts w:ascii="D2Coding" w:hAnsi="D2Coding" w:eastAsia="D2Coding" w:cs="D2Coding"/>
+          <w:sz w:val="18"/>
+        </w:rPr>
+        <w:t xml:space="preserve">    Site[Site&lt;br/&gt;지역] --&gt; Core[Core&lt;br/&gt;코어] --&gt; Slide[Slide&lt;br/&gt;슬라이드]</w:t>
+        <w:br/>
+      </w:r>
+      <w:r>
+        <w:rPr>
+          <w:rFonts w:ascii="D2Coding" w:hAnsi="D2Coding" w:eastAsia="D2Coding" w:cs="D2Coding"/>
+          <w:sz w:val="18"/>
+        </w:rPr>
+        <w:t xml:space="preserve">    Slide --&gt; VP[Viewpoint&lt;br/&gt;시야] --&gt; Frame[Frame&lt;br/&gt;사진]</w:t>
+        <w:br/>
+      </w:r>
+      <w:r>
+        <w:rPr>
+          <w:rFonts w:ascii="D2Coding" w:hAnsi="D2Coding" w:eastAsia="D2Coding" w:cs="D2Coding"/>
+          <w:sz w:val="18"/>
+        </w:rPr>
+        <w:t xml:space="preserve">    VP --&gt; Stack[Stack&lt;br/&gt;합성본 1:1]</w:t>
+        <w:br/>
+      </w:r>
+      <w:r>
+        <w:rPr>
+          <w:rFonts w:ascii="D2Coding" w:hAnsi="D2Coding" w:eastAsia="D2Coding" w:cs="D2Coding"/>
+          <w:sz w:val="18"/>
+        </w:rPr>
+        <w:t xml:space="preserve">    VP --&gt; Img[Image&lt;br/&gt;stack·frame·depth] --&gt; Det[Detection&lt;br/&gt;is_current] --&gt; Cand[Candidate&lt;br/&gt;개체]</w:t>
+        <w:br/>
+      </w:r>
+      <w:r>
+        <w:rPr>
+          <w:rFonts w:ascii="D2Coding" w:hAnsi="D2Coding" w:eastAsia="D2Coding" w:cs="D2Coding"/>
+          <w:sz w:val="18"/>
+        </w:rPr>
+        <w:t xml:space="preserve">    VP --&gt; VR[ViewpointReview&lt;br/&gt;시야 검토 1:1]</w:t>
+        <w:br/>
+      </w:r>
+      <w:r>
+        <w:rPr>
+          <w:rFonts w:ascii="D2Coding" w:hAnsi="D2Coding" w:eastAsia="D2Coding" w:cs="D2Coding"/>
+          <w:sz w:val="18"/>
+        </w:rPr>
+        <w:t xml:space="preserve">    Img --&gt; OR[ObjectReview&lt;br/&gt;개체 교정]</w:t>
+        <w:br/>
+      </w:r>
+      <w:r>
+        <w:rPr>
+          <w:rFonts w:ascii="D2Coding" w:hAnsi="D2Coding" w:eastAsia="D2Coding" w:cs="D2Coding"/>
+          <w:sz w:val="18"/>
+        </w:rPr>
+        <w:t xml:space="preserve">    Cand -. "mask_key 로 느슨히" .-&gt; OR</w:t>
+        <w:br/>
+      </w:r>
+      <w:r>
+        <w:rPr>
+          <w:rFonts w:ascii="D2Coding" w:hAnsi="D2Coding" w:eastAsia="D2Coding" w:cs="D2Coding"/>
+          <w:sz w:val="18"/>
+        </w:rPr>
+        <w:t xml:space="preserve">    Cand -. "cls 문자열" .-&gt; CD[ClassDef&lt;br/&gt;분류 정의]</w:t>
+        <w:br/>
+      </w:r>
+      <w:r>
+        <w:rPr>
+          <w:rFonts w:ascii="D2Coding" w:hAnsi="D2Coding" w:eastAsia="D2Coding" w:cs="D2Coding"/>
+          <w:sz w:val="18"/>
+        </w:rPr>
+        <w:t xml:space="preserve">    RB[RunBatch&lt;br/&gt;이름표] --&gt; Run[Run&lt;br/&gt;실행]</w:t>
+        <w:br/>
+      </w:r>
+      <w:r>
+        <w:rPr>
+          <w:rFonts w:ascii="D2Coding" w:hAnsi="D2Coding" w:eastAsia="D2Coding" w:cs="D2Coding"/>
+          <w:sz w:val="18"/>
+        </w:rPr>
+        <w:t xml:space="preserve">    Run -.-&gt; Det</w:t>
+        <w:br/>
+      </w:r>
+      <w:r>
+        <w:rPr>
+          <w:rFonts w:ascii="D2Coding" w:hAnsi="D2Coding" w:eastAsia="D2Coding" w:cs="D2Coding"/>
+          <w:sz w:val="18"/>
+        </w:rPr>
+        <w:t xml:space="preserve">    Run -.-&gt; Stack</w:t>
+        <w:br/>
+      </w:r>
+      <w:r>
+        <w:rPr>
+          <w:rFonts w:ascii="D2Coding" w:hAnsi="D2Coding" w:eastAsia="D2Coding" w:cs="D2Coding"/>
+          <w:sz w:val="18"/>
+        </w:rPr>
+        <w:t xml:space="preserve">    Run -.-&gt; VP</w:t>
+        <w:br/>
+      </w:r>
+      <w:r>
+        <w:rPr>
+          <w:rFonts w:ascii="D2Coding" w:hAnsi="D2Coding" w:eastAsia="D2Coding" w:cs="D2Coding"/>
+          <w:sz w:val="18"/>
+        </w:rPr>
+        <w:t xml:space="preserve">    TS[ThresholdSet&lt;br/&gt;판정 문턱] -.-&gt; Det</w:t>
+        <w:br/>
+      </w:r>
+      <w:r>
+        <w:rPr>
+          <w:rFonts w:ascii="D2Coding" w:hAnsi="D2Coding" w:eastAsia="D2Coding" w:cs="D2Coding"/>
+          <w:sz w:val="18"/>
+        </w:rPr>
+        <w:t xml:space="preserve">    ST[Setting&lt;br/&gt;key-value]</w:t>
+        <w:br/>
+      </w:r>
+      <w:r>
+        <w:rPr>
+          <w:rFonts w:ascii="D2Coding" w:hAnsi="D2Coding" w:eastAsia="D2Coding" w:cs="D2Coding"/>
+          <w:sz w:val="18"/>
+        </w:rPr>
+        <w:br/>
+      </w:r>
+      <w:r>
+        <w:rPr>
+          <w:rFonts w:ascii="D2Coding" w:hAnsi="D2Coding" w:eastAsia="D2Coding" w:cs="D2Coding"/>
+          <w:sz w:val="18"/>
+        </w:rPr>
+        <w:t xml:space="preserve">    classDef stem fill:#e8f0fe,stroke:#4285f4,stroke-width:2px</w:t>
+        <w:br/>
+      </w:r>
+      <w:r>
+        <w:rPr>
+          <w:rFonts w:ascii="D2Coding" w:hAnsi="D2Coding" w:eastAsia="D2Coding" w:cs="D2Coding"/>
+          <w:sz w:val="18"/>
+        </w:rPr>
+        <w:t xml:space="preserve">    classDef human fill:#fce8e6,stroke:#ea4335,stroke-width:2px</w:t>
+        <w:br/>
+      </w:r>
+      <w:r>
+        <w:rPr>
+          <w:rFonts w:ascii="D2Coding" w:hAnsi="D2Coding" w:eastAsia="D2Coding" w:cs="D2Coding"/>
+          <w:sz w:val="18"/>
+        </w:rPr>
+        <w:t xml:space="preserve">    classDef det fill:#e6f4ea,stroke:#34a853</w:t>
+        <w:br/>
+      </w:r>
+      <w:r>
+        <w:rPr>
+          <w:rFonts w:ascii="D2Coding" w:hAnsi="D2Coding" w:eastAsia="D2Coding" w:cs="D2Coding"/>
+          <w:sz w:val="18"/>
+        </w:rPr>
+        <w:t xml:space="preserve">    classDef side fill:#f8f9fa,stroke:#9aa0a6,color:#5f6368</w:t>
+        <w:br/>
+      </w:r>
+      <w:r>
+        <w:rPr>
+          <w:rFonts w:ascii="D2Coding" w:hAnsi="D2Coding" w:eastAsia="D2Coding" w:cs="D2Coding"/>
+          <w:sz w:val="18"/>
+        </w:rPr>
+        <w:t xml:space="preserve">    class Site,Core,Slide,VP,Frame stem</w:t>
+        <w:br/>
+      </w:r>
+      <w:r>
+        <w:rPr>
+          <w:rFonts w:ascii="D2Coding" w:hAnsi="D2Coding" w:eastAsia="D2Coding" w:cs="D2Coding"/>
+          <w:sz w:val="18"/>
+        </w:rPr>
+        <w:t xml:space="preserve">    class OR,VR human</w:t>
+        <w:br/>
+      </w:r>
+      <w:r>
+        <w:rPr>
+          <w:rFonts w:ascii="D2Coding" w:hAnsi="D2Coding" w:eastAsia="D2Coding" w:cs="D2Coding"/>
+          <w:sz w:val="18"/>
+        </w:rPr>
+        <w:t xml:space="preserve">    class Det,Cand,Stack,Img det</w:t>
+        <w:br/>
+      </w:r>
+      <w:r>
+        <w:rPr>
+          <w:rFonts w:ascii="D2Coding" w:hAnsi="D2Coding" w:eastAsia="D2Coding" w:cs="D2Coding"/>
+          <w:sz w:val="18"/>
+        </w:rPr>
+        <w:t xml:space="preserve">    class RB,Run,TS,CD,ST side</w:t>
       </w:r>
     </w:p>
     <w:p>
@@ -240,41 +413,144 @@
     </w:p>
     <w:p>
       <w:pPr>
-        <w:jc w:val="center"/>
+        <w:spacing w:before="80" w:after="160"/>
+        <w:ind w:left="280"/>
+        <w:shd w:val="clear" w:fill="F4F5F7"/>
       </w:pPr>
       <w:r>
-        <w:drawing>
-          <wp:inline xmlns:a="http://schemas.openxmlformats.org/drawingml/2006/main" xmlns:pic="http://schemas.openxmlformats.org/drawingml/2006/picture">
-            <wp:extent cx="13500000" cy="4786989"/>
-            <wp:docPr id="2" name="Picture 2"/>
-            <wp:cNvGraphicFramePr>
-              <a:graphicFrameLocks noChangeAspect="1"/>
-            </wp:cNvGraphicFramePr>
-            <a:graphic>
-              <a:graphicData uri="http://schemas.openxmlformats.org/drawingml/2006/picture">
-                <pic:pic>
-                  <pic:nvPicPr>
-                    <pic:cNvPr id="0" name="mermaid-ddacd604a10d.png"/>
-                    <pic:cNvPicPr/>
-                  </pic:nvPicPr>
-                  <pic:blipFill>
-                    <a:blip r:embed="rId10"/>
-                    <a:stretch>
-                      <a:fillRect/>
-                    </a:stretch>
-                  </pic:blipFill>
-                  <pic:spPr>
-                    <a:xfrm>
-                      <a:off x="0" y="0"/>
-                      <a:ext cx="13500000" cy="4786989"/>
-                    </a:xfrm>
-                    <a:prstGeom prst="rect"/>
-                  </pic:spPr>
-                </pic:pic>
-              </a:graphicData>
-            </a:graphic>
-          </wp:inline>
-        </w:drawing>
+        <w:rPr>
+          <w:rFonts w:ascii="D2Coding" w:hAnsi="D2Coding" w:eastAsia="D2Coding" w:cs="D2Coding"/>
+          <w:sz w:val="18"/>
+        </w:rPr>
+        <w:t>erDiagram</w:t>
+        <w:br/>
+      </w:r>
+      <w:r>
+        <w:rPr>
+          <w:rFonts w:ascii="D2Coding" w:hAnsi="D2Coding" w:eastAsia="D2Coding" w:cs="D2Coding"/>
+          <w:sz w:val="18"/>
+        </w:rPr>
+        <w:t xml:space="preserve">    direction LR</w:t>
+        <w:br/>
+      </w:r>
+      <w:r>
+        <w:rPr>
+          <w:rFonts w:ascii="D2Coding" w:hAnsi="D2Coding" w:eastAsia="D2Coding" w:cs="D2Coding"/>
+          <w:sz w:val="18"/>
+        </w:rPr>
+        <w:t xml:space="preserve">    Site ||--o{ Core : cores</w:t>
+        <w:br/>
+      </w:r>
+      <w:r>
+        <w:rPr>
+          <w:rFonts w:ascii="D2Coding" w:hAnsi="D2Coding" w:eastAsia="D2Coding" w:cs="D2Coding"/>
+          <w:sz w:val="18"/>
+        </w:rPr>
+        <w:t xml:space="preserve">    Core ||--o{ Slide : slides</w:t>
+        <w:br/>
+      </w:r>
+      <w:r>
+        <w:rPr>
+          <w:rFonts w:ascii="D2Coding" w:hAnsi="D2Coding" w:eastAsia="D2Coding" w:cs="D2Coding"/>
+          <w:sz w:val="18"/>
+        </w:rPr>
+        <w:t xml:space="preserve">    Slide ||--o{ Viewpoint : viewpoints</w:t>
+        <w:br/>
+      </w:r>
+      <w:r>
+        <w:rPr>
+          <w:rFonts w:ascii="D2Coding" w:hAnsi="D2Coding" w:eastAsia="D2Coding" w:cs="D2Coding"/>
+          <w:sz w:val="18"/>
+        </w:rPr>
+        <w:t xml:space="preserve">    Slide ||--o{ Frame : frames</w:t>
+        <w:br/>
+      </w:r>
+      <w:r>
+        <w:rPr>
+          <w:rFonts w:ascii="D2Coding" w:hAnsi="D2Coding" w:eastAsia="D2Coding" w:cs="D2Coding"/>
+          <w:sz w:val="18"/>
+        </w:rPr>
+        <w:t xml:space="preserve">    Slide ||--o{ Run : runs</w:t>
+        <w:br/>
+      </w:r>
+      <w:r>
+        <w:rPr>
+          <w:rFonts w:ascii="D2Coding" w:hAnsi="D2Coding" w:eastAsia="D2Coding" w:cs="D2Coding"/>
+          <w:sz w:val="18"/>
+        </w:rPr>
+        <w:t xml:space="preserve">    RunBatch ||--o{ Run : runs</w:t>
+        <w:br/>
+      </w:r>
+      <w:r>
+        <w:rPr>
+          <w:rFonts w:ascii="D2Coding" w:hAnsi="D2Coding" w:eastAsia="D2Coding" w:cs="D2Coding"/>
+          <w:sz w:val="18"/>
+        </w:rPr>
+        <w:t xml:space="preserve">    Viewpoint ||--o{ Frame : frames</w:t>
+        <w:br/>
+      </w:r>
+      <w:r>
+        <w:rPr>
+          <w:rFonts w:ascii="D2Coding" w:hAnsi="D2Coding" w:eastAsia="D2Coding" w:cs="D2Coding"/>
+          <w:sz w:val="18"/>
+        </w:rPr>
+        <w:t xml:space="preserve">    Viewpoint ||--|| Stack : stack</w:t>
+        <w:br/>
+      </w:r>
+      <w:r>
+        <w:rPr>
+          <w:rFonts w:ascii="D2Coding" w:hAnsi="D2Coding" w:eastAsia="D2Coding" w:cs="D2Coding"/>
+          <w:sz w:val="18"/>
+        </w:rPr>
+        <w:t xml:space="preserve">    Viewpoint ||--o{ Image : images</w:t>
+        <w:br/>
+      </w:r>
+      <w:r>
+        <w:rPr>
+          <w:rFonts w:ascii="D2Coding" w:hAnsi="D2Coding" w:eastAsia="D2Coding" w:cs="D2Coding"/>
+          <w:sz w:val="18"/>
+        </w:rPr>
+        <w:t xml:space="preserve">    Frame ||--|| Image : image</w:t>
+        <w:br/>
+      </w:r>
+      <w:r>
+        <w:rPr>
+          <w:rFonts w:ascii="D2Coding" w:hAnsi="D2Coding" w:eastAsia="D2Coding" w:cs="D2Coding"/>
+          <w:sz w:val="18"/>
+        </w:rPr>
+        <w:t xml:space="preserve">    Stack ||--o{ Image : images</w:t>
+        <w:br/>
+      </w:r>
+      <w:r>
+        <w:rPr>
+          <w:rFonts w:ascii="D2Coding" w:hAnsi="D2Coding" w:eastAsia="D2Coding" w:cs="D2Coding"/>
+          <w:sz w:val="18"/>
+        </w:rPr>
+        <w:t xml:space="preserve">    Viewpoint ||--|| ViewpointReview : review</w:t>
+        <w:br/>
+      </w:r>
+      <w:r>
+        <w:rPr>
+          <w:rFonts w:ascii="D2Coding" w:hAnsi="D2Coding" w:eastAsia="D2Coding" w:cs="D2Coding"/>
+          <w:sz w:val="18"/>
+        </w:rPr>
+        <w:t xml:space="preserve">    Run ||--o{ Stack : stacks</w:t>
+        <w:br/>
+      </w:r>
+      <w:r>
+        <w:rPr>
+          <w:rFonts w:ascii="D2Coding" w:hAnsi="D2Coding" w:eastAsia="D2Coding" w:cs="D2Coding"/>
+          <w:sz w:val="18"/>
+        </w:rPr>
+        <w:t xml:space="preserve">    Run ||--o{ Viewpoint : viewpoints</w:t>
+        <w:br/>
+      </w:r>
+      <w:r>
+        <w:rPr>
+          <w:rFonts w:ascii="D2Coding" w:hAnsi="D2Coding" w:eastAsia="D2Coding" w:cs="D2Coding"/>
+          <w:sz w:val="18"/>
+        </w:rPr>
+        <w:t xml:space="preserve">    Frame ||--o{ Stack : ref_of</w:t>
       </w:r>
     </w:p>
     <w:p>
@@ -299,41 +575,279 @@
     </w:p>
     <w:p>
       <w:pPr>
-        <w:jc w:val="center"/>
+        <w:spacing w:before="80" w:after="160"/>
+        <w:ind w:left="280"/>
+        <w:shd w:val="clear" w:fill="F4F5F7"/>
       </w:pPr>
       <w:r>
-        <w:drawing>
-          <wp:inline xmlns:a="http://schemas.openxmlformats.org/drawingml/2006/main" xmlns:pic="http://schemas.openxmlformats.org/drawingml/2006/picture">
-            <wp:extent cx="12412649" cy="9072000"/>
-            <wp:docPr id="3" name="Picture 3"/>
-            <wp:cNvGraphicFramePr>
-              <a:graphicFrameLocks noChangeAspect="1"/>
-            </wp:cNvGraphicFramePr>
-            <a:graphic>
-              <a:graphicData uri="http://schemas.openxmlformats.org/drawingml/2006/picture">
-                <pic:pic>
-                  <pic:nvPicPr>
-                    <pic:cNvPr id="0" name="mermaid-6aa374d2a001.png"/>
-                    <pic:cNvPicPr/>
-                  </pic:nvPicPr>
-                  <pic:blipFill>
-                    <a:blip r:embed="rId11"/>
-                    <a:stretch>
-                      <a:fillRect/>
-                    </a:stretch>
-                  </pic:blipFill>
-                  <pic:spPr>
-                    <a:xfrm>
-                      <a:off x="0" y="0"/>
-                      <a:ext cx="12412649" cy="9072000"/>
-                    </a:xfrm>
-                    <a:prstGeom prst="rect"/>
-                  </pic:spPr>
-                </pic:pic>
-              </a:graphicData>
-            </a:graphic>
-          </wp:inline>
-        </w:drawing>
+        <w:rPr>
+          <w:rFonts w:ascii="D2Coding" w:hAnsi="D2Coding" w:eastAsia="D2Coding" w:cs="D2Coding"/>
+          <w:sz w:val="18"/>
+        </w:rPr>
+        <w:t>erDiagram</w:t>
+        <w:br/>
+      </w:r>
+      <w:r>
+        <w:rPr>
+          <w:rFonts w:ascii="D2Coding" w:hAnsi="D2Coding" w:eastAsia="D2Coding" w:cs="D2Coding"/>
+          <w:sz w:val="18"/>
+        </w:rPr>
+        <w:t xml:space="preserve">    Image ||--o{ Detection : detections</w:t>
+        <w:br/>
+      </w:r>
+      <w:r>
+        <w:rPr>
+          <w:rFonts w:ascii="D2Coding" w:hAnsi="D2Coding" w:eastAsia="D2Coding" w:cs="D2Coding"/>
+          <w:sz w:val="18"/>
+        </w:rPr>
+        <w:t xml:space="preserve">    Image ||--o{ ObjectReview : object_reviews</w:t>
+        <w:br/>
+      </w:r>
+      <w:r>
+        <w:rPr>
+          <w:rFonts w:ascii="D2Coding" w:hAnsi="D2Coding" w:eastAsia="D2Coding" w:cs="D2Coding"/>
+          <w:sz w:val="18"/>
+        </w:rPr>
+        <w:t xml:space="preserve">    Viewpoint ||--o{ Detection : detections</w:t>
+        <w:br/>
+      </w:r>
+      <w:r>
+        <w:rPr>
+          <w:rFonts w:ascii="D2Coding" w:hAnsi="D2Coding" w:eastAsia="D2Coding" w:cs="D2Coding"/>
+          <w:sz w:val="18"/>
+        </w:rPr>
+        <w:t xml:space="preserve">    Viewpoint ||--o{ ObjectReview : object_reviews</w:t>
+        <w:br/>
+      </w:r>
+      <w:r>
+        <w:rPr>
+          <w:rFonts w:ascii="D2Coding" w:hAnsi="D2Coding" w:eastAsia="D2Coding" w:cs="D2Coding"/>
+          <w:sz w:val="18"/>
+        </w:rPr>
+        <w:t xml:space="preserve">    Run ||--o{ Detection : detections</w:t>
+        <w:br/>
+      </w:r>
+      <w:r>
+        <w:rPr>
+          <w:rFonts w:ascii="D2Coding" w:hAnsi="D2Coding" w:eastAsia="D2Coding" w:cs="D2Coding"/>
+          <w:sz w:val="18"/>
+        </w:rPr>
+        <w:t xml:space="preserve">    ThresholdSet ||--o{ Detection : detections</w:t>
+        <w:br/>
+      </w:r>
+      <w:r>
+        <w:rPr>
+          <w:rFonts w:ascii="D2Coding" w:hAnsi="D2Coding" w:eastAsia="D2Coding" w:cs="D2Coding"/>
+          <w:sz w:val="18"/>
+        </w:rPr>
+        <w:t xml:space="preserve">    Detection ||--o{ Candidate : candidates</w:t>
+        <w:br/>
+      </w:r>
+      <w:r>
+        <w:rPr>
+          <w:rFonts w:ascii="D2Coding" w:hAnsi="D2Coding" w:eastAsia="D2Coding" w:cs="D2Coding"/>
+          <w:sz w:val="18"/>
+        </w:rPr>
+        <w:t xml:space="preserve">    Detection ||--o{ Detection : supersedes</w:t>
+        <w:br/>
+      </w:r>
+      <w:r>
+        <w:rPr>
+          <w:rFonts w:ascii="D2Coding" w:hAnsi="D2Coding" w:eastAsia="D2Coding" w:cs="D2Coding"/>
+          <w:sz w:val="18"/>
+        </w:rPr>
+        <w:t xml:space="preserve">    Candidate ||--o{ ObjectReview : reviews</w:t>
+        <w:br/>
+      </w:r>
+      <w:r>
+        <w:rPr>
+          <w:rFonts w:ascii="D2Coding" w:hAnsi="D2Coding" w:eastAsia="D2Coding" w:cs="D2Coding"/>
+          <w:sz w:val="18"/>
+        </w:rPr>
+        <w:br/>
+      </w:r>
+      <w:r>
+        <w:rPr>
+          <w:rFonts w:ascii="D2Coding" w:hAnsi="D2Coding" w:eastAsia="D2Coding" w:cs="D2Coding"/>
+          <w:sz w:val="18"/>
+        </w:rPr>
+        <w:t xml:space="preserve">    Image {</w:t>
+        <w:br/>
+      </w:r>
+      <w:r>
+        <w:rPr>
+          <w:rFonts w:ascii="D2Coding" w:hAnsi="D2Coding" w:eastAsia="D2Coding" w:cs="D2Coding"/>
+          <w:sz w:val="18"/>
+        </w:rPr>
+        <w:t xml:space="preserve">        string path UK "자연 열쇠"</w:t>
+        <w:br/>
+      </w:r>
+      <w:r>
+        <w:rPr>
+          <w:rFonts w:ascii="D2Coding" w:hAnsi="D2Coding" w:eastAsia="D2Coding" w:cs="D2Coding"/>
+          <w:sz w:val="18"/>
+        </w:rPr>
+        <w:t xml:space="preserve">        string kind "stack|frame|depth"</w:t>
+        <w:br/>
+      </w:r>
+      <w:r>
+        <w:rPr>
+          <w:rFonts w:ascii="D2Coding" w:hAnsi="D2Coding" w:eastAsia="D2Coding" w:cs="D2Coding"/>
+          <w:sz w:val="18"/>
+        </w:rPr>
+        <w:t xml:space="preserve">    }</w:t>
+        <w:br/>
+      </w:r>
+      <w:r>
+        <w:rPr>
+          <w:rFonts w:ascii="D2Coding" w:hAnsi="D2Coding" w:eastAsia="D2Coding" w:cs="D2Coding"/>
+          <w:sz w:val="18"/>
+        </w:rPr>
+        <w:t xml:space="preserve">    Detection {</w:t>
+        <w:br/>
+      </w:r>
+      <w:r>
+        <w:rPr>
+          <w:rFonts w:ascii="D2Coding" w:hAnsi="D2Coding" w:eastAsia="D2Coding" w:cs="D2Coding"/>
+          <w:sz w:val="18"/>
+        </w:rPr>
+        <w:t xml:space="preserve">        int image FK "NOT NULL"</w:t>
+        <w:br/>
+      </w:r>
+      <w:r>
+        <w:rPr>
+          <w:rFonts w:ascii="D2Coding" w:hAnsi="D2Coding" w:eastAsia="D2Coding" w:cs="D2Coding"/>
+          <w:sz w:val="18"/>
+        </w:rPr>
+        <w:t xml:space="preserve">        bool is_current "뷰어가 볼 것"</w:t>
+        <w:br/>
+      </w:r>
+      <w:r>
+        <w:rPr>
+          <w:rFonts w:ascii="D2Coding" w:hAnsi="D2Coding" w:eastAsia="D2Coding" w:cs="D2Coding"/>
+          <w:sz w:val="18"/>
+        </w:rPr>
+        <w:t xml:space="preserve">    }</w:t>
+        <w:br/>
+      </w:r>
+      <w:r>
+        <w:rPr>
+          <w:rFonts w:ascii="D2Coding" w:hAnsi="D2Coding" w:eastAsia="D2Coding" w:cs="D2Coding"/>
+          <w:sz w:val="18"/>
+        </w:rPr>
+        <w:t xml:space="preserve">    Candidate {</w:t>
+        <w:br/>
+      </w:r>
+      <w:r>
+        <w:rPr>
+          <w:rFonts w:ascii="D2Coding" w:hAnsi="D2Coding" w:eastAsia="D2Coding" w:cs="D2Coding"/>
+          <w:sz w:val="18"/>
+        </w:rPr>
+        <w:t xml:space="preserve">        string mask_key UK "detection 안에서"</w:t>
+        <w:br/>
+      </w:r>
+      <w:r>
+        <w:rPr>
+          <w:rFonts w:ascii="D2Coding" w:hAnsi="D2Coding" w:eastAsia="D2Coding" w:cs="D2Coding"/>
+          <w:sz w:val="18"/>
+        </w:rPr>
+        <w:t xml:space="preserve">        bool passed "문턱 통과"</w:t>
+        <w:br/>
+      </w:r>
+      <w:r>
+        <w:rPr>
+          <w:rFonts w:ascii="D2Coding" w:hAnsi="D2Coding" w:eastAsia="D2Coding" w:cs="D2Coding"/>
+          <w:sz w:val="18"/>
+        </w:rPr>
+        <w:t xml:space="preserve">        string cls</w:t>
+        <w:br/>
+      </w:r>
+      <w:r>
+        <w:rPr>
+          <w:rFonts w:ascii="D2Coding" w:hAnsi="D2Coding" w:eastAsia="D2Coding" w:cs="D2Coding"/>
+          <w:sz w:val="18"/>
+        </w:rPr>
+        <w:t xml:space="preserve">    }</w:t>
+        <w:br/>
+      </w:r>
+      <w:r>
+        <w:rPr>
+          <w:rFonts w:ascii="D2Coding" w:hAnsi="D2Coding" w:eastAsia="D2Coding" w:cs="D2Coding"/>
+          <w:sz w:val="18"/>
+        </w:rPr>
+        <w:t xml:space="preserve">    ObjectReview {</w:t>
+        <w:br/>
+      </w:r>
+      <w:r>
+        <w:rPr>
+          <w:rFonts w:ascii="D2Coding" w:hAnsi="D2Coding" w:eastAsia="D2Coding" w:cs="D2Coding"/>
+          <w:sz w:val="18"/>
+        </w:rPr>
+        <w:t xml:space="preserve">        string mask_key UK "image 안에서"</w:t>
+        <w:br/>
+      </w:r>
+      <w:r>
+        <w:rPr>
+          <w:rFonts w:ascii="D2Coding" w:hAnsi="D2Coding" w:eastAsia="D2Coding" w:cs="D2Coding"/>
+          <w:sz w:val="18"/>
+        </w:rPr>
+        <w:t xml:space="preserve">        json geom "스스로 든 기하"</w:t>
+        <w:br/>
+      </w:r>
+      <w:r>
+        <w:rPr>
+          <w:rFonts w:ascii="D2Coding" w:hAnsi="D2Coding" w:eastAsia="D2Coding" w:cs="D2Coding"/>
+          <w:sz w:val="18"/>
+        </w:rPr>
+        <w:t xml:space="preserve">        bool removed</w:t>
+        <w:br/>
+      </w:r>
+      <w:r>
+        <w:rPr>
+          <w:rFonts w:ascii="D2Coding" w:hAnsi="D2Coding" w:eastAsia="D2Coding" w:cs="D2Coding"/>
+          <w:sz w:val="18"/>
+        </w:rPr>
+        <w:t xml:space="preserve">        bool accepted</w:t>
+        <w:br/>
+      </w:r>
+      <w:r>
+        <w:rPr>
+          <w:rFonts w:ascii="D2Coding" w:hAnsi="D2Coding" w:eastAsia="D2Coding" w:cs="D2Coding"/>
+          <w:sz w:val="18"/>
+        </w:rPr>
+        <w:t xml:space="preserve">    }</w:t>
+        <w:br/>
+      </w:r>
+      <w:r>
+        <w:rPr>
+          <w:rFonts w:ascii="D2Coding" w:hAnsi="D2Coding" w:eastAsia="D2Coding" w:cs="D2Coding"/>
+          <w:sz w:val="18"/>
+        </w:rPr>
+        <w:t xml:space="preserve">    CD["ClassDef"] {</w:t>
+        <w:br/>
+      </w:r>
+      <w:r>
+        <w:rPr>
+          <w:rFonts w:ascii="D2Coding" w:hAnsi="D2Coding" w:eastAsia="D2Coding" w:cs="D2Coding"/>
+          <w:sz w:val="18"/>
+        </w:rPr>
+        <w:t xml:space="preserve">        string key UK</w:t>
+        <w:br/>
+      </w:r>
+      <w:r>
+        <w:rPr>
+          <w:rFonts w:ascii="D2Coding" w:hAnsi="D2Coding" w:eastAsia="D2Coding" w:cs="D2Coding"/>
+          <w:sz w:val="18"/>
+        </w:rPr>
+        <w:t xml:space="preserve">        bool counted</w:t>
+        <w:br/>
+      </w:r>
+      <w:r>
+        <w:rPr>
+          <w:rFonts w:ascii="D2Coding" w:hAnsi="D2Coding" w:eastAsia="D2Coding" w:cs="D2Coding"/>
+          <w:sz w:val="18"/>
+        </w:rPr>
+        <w:t xml:space="preserve">    }</w:t>
       </w:r>
     </w:p>
     <w:p>
@@ -358,41 +872,127 @@
     </w:p>
     <w:p>
       <w:pPr>
-        <w:jc w:val="center"/>
+        <w:spacing w:before="80" w:after="160"/>
+        <w:ind w:left="280"/>
+        <w:shd w:val="clear" w:fill="F4F5F7"/>
       </w:pPr>
       <w:r>
-        <w:drawing>
-          <wp:inline xmlns:a="http://schemas.openxmlformats.org/drawingml/2006/main" xmlns:pic="http://schemas.openxmlformats.org/drawingml/2006/picture">
-            <wp:extent cx="13500000" cy="6560102"/>
-            <wp:docPr id="4" name="Picture 4"/>
-            <wp:cNvGraphicFramePr>
-              <a:graphicFrameLocks noChangeAspect="1"/>
-            </wp:cNvGraphicFramePr>
-            <a:graphic>
-              <a:graphicData uri="http://schemas.openxmlformats.org/drawingml/2006/picture">
-                <pic:pic>
-                  <pic:nvPicPr>
-                    <pic:cNvPr id="0" name="mermaid-51331cf2e69e.png"/>
-                    <pic:cNvPicPr/>
-                  </pic:nvPicPr>
-                  <pic:blipFill>
-                    <a:blip r:embed="rId12"/>
-                    <a:stretch>
-                      <a:fillRect/>
-                    </a:stretch>
-                  </pic:blipFill>
-                  <pic:spPr>
-                    <a:xfrm>
-                      <a:off x="0" y="0"/>
-                      <a:ext cx="13500000" cy="6560102"/>
-                    </a:xfrm>
-                    <a:prstGeom prst="rect"/>
-                  </pic:spPr>
-                </pic:pic>
-              </a:graphicData>
-            </a:graphic>
-          </wp:inline>
-        </w:drawing>
+        <w:rPr>
+          <w:rFonts w:ascii="D2Coding" w:hAnsi="D2Coding" w:eastAsia="D2Coding" w:cs="D2Coding"/>
+          <w:sz w:val="18"/>
+        </w:rPr>
+        <w:t>flowchart LR</w:t>
+        <w:br/>
+      </w:r>
+      <w:r>
+        <w:rPr>
+          <w:rFonts w:ascii="D2Coding" w:hAnsi="D2Coding" w:eastAsia="D2Coding" w:cs="D2Coding"/>
+          <w:sz w:val="18"/>
+        </w:rPr>
+        <w:t xml:space="preserve">    subgraph 다시_돌리기_전 [재검출 전]</w:t>
+        <w:br/>
+      </w:r>
+      <w:r>
+        <w:rPr>
+          <w:rFonts w:ascii="D2Coding" w:hAnsi="D2Coding" w:eastAsia="D2Coding" w:cs="D2Coding"/>
+          <w:sz w:val="18"/>
+        </w:rPr>
+        <w:t xml:space="preserve">        C1[Candidate&lt;br/&gt;id=1001&lt;br/&gt;mask_key=1240_880_96_64]</w:t>
+        <w:br/>
+      </w:r>
+      <w:r>
+        <w:rPr>
+          <w:rFonts w:ascii="D2Coding" w:hAnsi="D2Coding" w:eastAsia="D2Coding" w:cs="D2Coding"/>
+          <w:sz w:val="18"/>
+        </w:rPr>
+        <w:t xml:space="preserve">    end</w:t>
+        <w:br/>
+      </w:r>
+      <w:r>
+        <w:rPr>
+          <w:rFonts w:ascii="D2Coding" w:hAnsi="D2Coding" w:eastAsia="D2Coding" w:cs="D2Coding"/>
+          <w:sz w:val="18"/>
+        </w:rPr>
+        <w:t xml:space="preserve">    subgraph 다시_돌리기_후 [재검출 후]</w:t>
+        <w:br/>
+      </w:r>
+      <w:r>
+        <w:rPr>
+          <w:rFonts w:ascii="D2Coding" w:hAnsi="D2Coding" w:eastAsia="D2Coding" w:cs="D2Coding"/>
+          <w:sz w:val="18"/>
+        </w:rPr>
+        <w:t xml:space="preserve">        C2[Candidate&lt;br/&gt;id=7734&lt;br/&gt;mask_key=1240_880_96_64]</w:t>
+        <w:br/>
+      </w:r>
+      <w:r>
+        <w:rPr>
+          <w:rFonts w:ascii="D2Coding" w:hAnsi="D2Coding" w:eastAsia="D2Coding" w:cs="D2Coding"/>
+          <w:sz w:val="18"/>
+        </w:rPr>
+        <w:t xml:space="preserve">    end</w:t>
+        <w:br/>
+      </w:r>
+      <w:r>
+        <w:rPr>
+          <w:rFonts w:ascii="D2Coding" w:hAnsi="D2Coding" w:eastAsia="D2Coding" w:cs="D2Coding"/>
+          <w:sz w:val="18"/>
+        </w:rPr>
+        <w:t xml:space="preserve">    R[ObjectReview&lt;br/&gt;image + mask_key&lt;br/&gt;geom · removed · label]</w:t>
+        <w:br/>
+      </w:r>
+      <w:r>
+        <w:rPr>
+          <w:rFonts w:ascii="D2Coding" w:hAnsi="D2Coding" w:eastAsia="D2Coding" w:cs="D2Coding"/>
+          <w:sz w:val="18"/>
+        </w:rPr>
+        <w:t xml:space="preserve">    C1 -. "FK 였다면 여기서 끊긴다" .-&gt; R</w:t>
+        <w:br/>
+      </w:r>
+      <w:r>
+        <w:rPr>
+          <w:rFonts w:ascii="D2Coding" w:hAnsi="D2Coding" w:eastAsia="D2Coding" w:cs="D2Coding"/>
+          <w:sz w:val="18"/>
+        </w:rPr>
+        <w:t xml:space="preserve">    C2 == "mask_key 로 다시 붙는다&lt;br/&gt;exact → IoU → orphan" ==&gt; R</w:t>
+        <w:br/>
+      </w:r>
+      <w:r>
+        <w:rPr>
+          <w:rFonts w:ascii="D2Coding" w:hAnsi="D2Coding" w:eastAsia="D2Coding" w:cs="D2Coding"/>
+          <w:sz w:val="18"/>
+        </w:rPr>
+        <w:br/>
+      </w:r>
+      <w:r>
+        <w:rPr>
+          <w:rFonts w:ascii="D2Coding" w:hAnsi="D2Coding" w:eastAsia="D2Coding" w:cs="D2Coding"/>
+          <w:sz w:val="18"/>
+        </w:rPr>
+        <w:t xml:space="preserve">    classDef gone fill:#f1f3f4,stroke:#9aa0a6,color:#5f6368</w:t>
+        <w:br/>
+      </w:r>
+      <w:r>
+        <w:rPr>
+          <w:rFonts w:ascii="D2Coding" w:hAnsi="D2Coding" w:eastAsia="D2Coding" w:cs="D2Coding"/>
+          <w:sz w:val="18"/>
+        </w:rPr>
+        <w:t xml:space="preserve">    classDef human fill:#fce8e6,stroke:#ea4335,stroke-width:2px</w:t>
+        <w:br/>
+      </w:r>
+      <w:r>
+        <w:rPr>
+          <w:rFonts w:ascii="D2Coding" w:hAnsi="D2Coding" w:eastAsia="D2Coding" w:cs="D2Coding"/>
+          <w:sz w:val="18"/>
+        </w:rPr>
+        <w:t xml:space="preserve">    class C1 gone</w:t>
+        <w:br/>
+      </w:r>
+      <w:r>
+        <w:rPr>
+          <w:rFonts w:ascii="D2Coding" w:hAnsi="D2Coding" w:eastAsia="D2Coding" w:cs="D2Coding"/>
+          <w:sz w:val="18"/>
+        </w:rPr>
+        <w:t xml:space="preserve">    class R human</w:t>
       </w:r>
     </w:p>
     <w:p>
@@ -412,50 +1012,89 @@
           <w:b w:val="0"/>
           <w:color w:val="1A1D23"/>
         </w:rPr>
-        <w:t>지금 담긴 것 (2026-08-04)</w:t>
+        <w:t>지금 담긴 것 (2026-08-05)</w:t>
       </w:r>
     </w:p>
     <w:p>
       <w:pPr>
-        <w:jc w:val="center"/>
+        <w:spacing w:before="80" w:after="160"/>
+        <w:ind w:left="280"/>
+        <w:shd w:val="clear" w:fill="F4F5F7"/>
       </w:pPr>
       <w:r>
-        <w:drawing>
-          <wp:inline xmlns:a="http://schemas.openxmlformats.org/drawingml/2006/main" xmlns:pic="http://schemas.openxmlformats.org/drawingml/2006/picture">
-            <wp:extent cx="13500000" cy="8661352"/>
-            <wp:docPr id="5" name="Picture 5"/>
-            <wp:cNvGraphicFramePr>
-              <a:graphicFrameLocks noChangeAspect="1"/>
-            </wp:cNvGraphicFramePr>
-            <a:graphic>
-              <a:graphicData uri="http://schemas.openxmlformats.org/drawingml/2006/picture">
-                <pic:pic>
-                  <pic:nvPicPr>
-                    <pic:cNvPr id="0" name="mermaid-8d66a4341fc6.png"/>
-                    <pic:cNvPicPr/>
-                  </pic:nvPicPr>
-                  <pic:blipFill>
-                    <a:blip r:embed="rId13"/>
-                    <a:stretch>
-                      <a:fillRect/>
-                    </a:stretch>
-                  </pic:blipFill>
-                  <pic:spPr>
-                    <a:xfrm>
-                      <a:off x="0" y="0"/>
-                      <a:ext cx="13500000" cy="8661352"/>
-                    </a:xfrm>
-                    <a:prstGeom prst="rect"/>
-                  </pic:spPr>
-                </pic:pic>
-              </a:graphicData>
-            </a:graphic>
-          </wp:inline>
-        </w:drawing>
+        <w:rPr>
+          <w:rFonts w:ascii="D2Coding" w:hAnsi="D2Coding" w:eastAsia="D2Coding" w:cs="D2Coding"/>
+          <w:sz w:val="18"/>
+        </w:rPr>
+        <w:t>flowchart LR</w:t>
+        <w:br/>
+      </w:r>
+      <w:r>
+        <w:rPr>
+          <w:rFonts w:ascii="D2Coding" w:hAnsi="D2Coding" w:eastAsia="D2Coding" w:cs="D2Coding"/>
+          <w:sz w:val="18"/>
+        </w:rPr>
+        <w:t xml:space="preserve">    S["Site&lt;br/&gt;5"] --&gt; C["Core&lt;br/&gt;5"] --&gt; SL["Slide&lt;br/&gt;10"] --&gt; VP["Viewpoint&lt;br/&gt;452"]</w:t>
+        <w:br/>
+      </w:r>
+      <w:r>
+        <w:rPr>
+          <w:rFonts w:ascii="D2Coding" w:hAnsi="D2Coding" w:eastAsia="D2Coding" w:cs="D2Coding"/>
+          <w:sz w:val="18"/>
+        </w:rPr>
+        <w:t xml:space="preserve">    VP --&gt; F["Frame&lt;br/&gt;1,318&lt;br/&gt;&lt;small&gt;평균 2.9장/시야&lt;/small&gt;"]</w:t>
+        <w:br/>
+      </w:r>
+      <w:r>
+        <w:rPr>
+          <w:rFonts w:ascii="D2Coding" w:hAnsi="D2Coding" w:eastAsia="D2Coding" w:cs="D2Coding"/>
+          <w:sz w:val="18"/>
+        </w:rPr>
+        <w:t xml:space="preserve">    VP --&gt; ST["Stack&lt;br/&gt;317&lt;br/&gt;&lt;small&gt;싱글턴 135는 없다&lt;/small&gt;"]</w:t>
+        <w:br/>
+      </w:r>
+      <w:r>
+        <w:rPr>
+          <w:rFonts w:ascii="D2Coding" w:hAnsi="D2Coding" w:eastAsia="D2Coding" w:cs="D2Coding"/>
+          <w:sz w:val="18"/>
+        </w:rPr>
+        <w:t xml:space="preserve">    VP --&gt; VR["ViewpointReview&lt;br/&gt;432"]</w:t>
+        <w:br/>
+      </w:r>
+      <w:r>
+        <w:rPr>
+          <w:rFonts w:ascii="D2Coding" w:hAnsi="D2Coding" w:eastAsia="D2Coding" w:cs="D2Coding"/>
+          <w:sz w:val="18"/>
+        </w:rPr>
+        <w:t xml:space="preserve">    VP --&gt; IM["Image&lt;br/&gt;1,952"]</w:t>
+        <w:br/>
+      </w:r>
+      <w:r>
+        <w:rPr>
+          <w:rFonts w:ascii="D2Coding" w:hAnsi="D2Coding" w:eastAsia="D2Coding" w:cs="D2Coding"/>
+          <w:sz w:val="18"/>
+        </w:rPr>
+        <w:t xml:space="preserve">    IM --&gt; OR["ObjectReview&lt;br/&gt;6,738"]</w:t>
+        <w:br/>
+      </w:r>
+      <w:r>
+        <w:rPr>
+          <w:rFonts w:ascii="D2Coding" w:hAnsi="D2Coding" w:eastAsia="D2Coding" w:cs="D2Coding"/>
+          <w:sz w:val="18"/>
+        </w:rPr>
+        <w:t xml:space="preserve">    IM --&gt; D["Detection&lt;br/&gt;2,076"] --&gt; CA["Candidate&lt;br/&gt;91,603&lt;br/&gt;&lt;small&gt;평균 44개/검출&lt;/small&gt;"]</w:t>
+        <w:br/>
+      </w:r>
+      <w:r>
+        <w:rPr>
+          <w:rFonts w:ascii="D2Coding" w:hAnsi="D2Coding" w:eastAsia="D2Coding" w:cs="D2Coding"/>
+          <w:sz w:val="18"/>
+        </w:rPr>
+        <w:t xml:space="preserve">    RB["RunBatch&lt;br/&gt;2"] --&gt; R["Run&lt;br/&gt;171"]</w:t>
       </w:r>
     </w:p>
     <w:sectPr>
-      <w:pgSz w:w="23811" w:h="16838" w:orient="landscape"/>
+      <w:pgSz w:w="11906" w:h="16838"/>
       <w:pgMar w:top="1134" w:right="1134" w:bottom="1134" w:left="1134" w:header="720" w:footer="720" w:gutter="0"/>
       <w:cols w:space="720"/>
       <w:docGrid w:linePitch="360"/>

--- a/docs/20260804_db-erd-poster.docx
+++ b/docs/20260804_db-erd-poster.docx
@@ -196,199 +196,41 @@
     </w:p>
     <w:p>
       <w:pPr>
-        <w:spacing w:before="80" w:after="160"/>
-        <w:ind w:left="280"/>
-        <w:shd w:val="clear" w:fill="F4F5F7"/>
+        <w:jc w:val="center"/>
       </w:pPr>
       <w:r>
-        <w:rPr>
-          <w:rFonts w:ascii="D2Coding" w:hAnsi="D2Coding" w:eastAsia="D2Coding" w:cs="D2Coding"/>
-          <w:sz w:val="18"/>
-        </w:rPr>
-        <w:t>flowchart LR</w:t>
-        <w:br/>
-      </w:r>
-      <w:r>
-        <w:rPr>
-          <w:rFonts w:ascii="D2Coding" w:hAnsi="D2Coding" w:eastAsia="D2Coding" w:cs="D2Coding"/>
-          <w:sz w:val="18"/>
-        </w:rPr>
-        <w:t xml:space="preserve">    Site[Site&lt;br/&gt;지역] --&gt; Core[Core&lt;br/&gt;코어] --&gt; Slide[Slide&lt;br/&gt;슬라이드]</w:t>
-        <w:br/>
-      </w:r>
-      <w:r>
-        <w:rPr>
-          <w:rFonts w:ascii="D2Coding" w:hAnsi="D2Coding" w:eastAsia="D2Coding" w:cs="D2Coding"/>
-          <w:sz w:val="18"/>
-        </w:rPr>
-        <w:t xml:space="preserve">    Slide --&gt; VP[Viewpoint&lt;br/&gt;시야] --&gt; Frame[Frame&lt;br/&gt;사진]</w:t>
-        <w:br/>
-      </w:r>
-      <w:r>
-        <w:rPr>
-          <w:rFonts w:ascii="D2Coding" w:hAnsi="D2Coding" w:eastAsia="D2Coding" w:cs="D2Coding"/>
-          <w:sz w:val="18"/>
-        </w:rPr>
-        <w:t xml:space="preserve">    VP --&gt; Stack[Stack&lt;br/&gt;합성본 1:1]</w:t>
-        <w:br/>
-      </w:r>
-      <w:r>
-        <w:rPr>
-          <w:rFonts w:ascii="D2Coding" w:hAnsi="D2Coding" w:eastAsia="D2Coding" w:cs="D2Coding"/>
-          <w:sz w:val="18"/>
-        </w:rPr>
-        <w:t xml:space="preserve">    VP --&gt; Img[Image&lt;br/&gt;stack·frame·depth] --&gt; Det[Detection&lt;br/&gt;is_current] --&gt; Cand[Candidate&lt;br/&gt;개체]</w:t>
-        <w:br/>
-      </w:r>
-      <w:r>
-        <w:rPr>
-          <w:rFonts w:ascii="D2Coding" w:hAnsi="D2Coding" w:eastAsia="D2Coding" w:cs="D2Coding"/>
-          <w:sz w:val="18"/>
-        </w:rPr>
-        <w:t xml:space="preserve">    VP --&gt; VR[ViewpointReview&lt;br/&gt;시야 검토 1:1]</w:t>
-        <w:br/>
-      </w:r>
-      <w:r>
-        <w:rPr>
-          <w:rFonts w:ascii="D2Coding" w:hAnsi="D2Coding" w:eastAsia="D2Coding" w:cs="D2Coding"/>
-          <w:sz w:val="18"/>
-        </w:rPr>
-        <w:t xml:space="preserve">    Img --&gt; OR[ObjectReview&lt;br/&gt;개체 교정]</w:t>
-        <w:br/>
-      </w:r>
-      <w:r>
-        <w:rPr>
-          <w:rFonts w:ascii="D2Coding" w:hAnsi="D2Coding" w:eastAsia="D2Coding" w:cs="D2Coding"/>
-          <w:sz w:val="18"/>
-        </w:rPr>
-        <w:t xml:space="preserve">    Cand -. "mask_key 로 느슨히" .-&gt; OR</w:t>
-        <w:br/>
-      </w:r>
-      <w:r>
-        <w:rPr>
-          <w:rFonts w:ascii="D2Coding" w:hAnsi="D2Coding" w:eastAsia="D2Coding" w:cs="D2Coding"/>
-          <w:sz w:val="18"/>
-        </w:rPr>
-        <w:t xml:space="preserve">    Cand -. "cls 문자열" .-&gt; CD[ClassDef&lt;br/&gt;분류 정의]</w:t>
-        <w:br/>
-      </w:r>
-      <w:r>
-        <w:rPr>
-          <w:rFonts w:ascii="D2Coding" w:hAnsi="D2Coding" w:eastAsia="D2Coding" w:cs="D2Coding"/>
-          <w:sz w:val="18"/>
-        </w:rPr>
-        <w:t xml:space="preserve">    RB[RunBatch&lt;br/&gt;이름표] --&gt; Run[Run&lt;br/&gt;실행]</w:t>
-        <w:br/>
-      </w:r>
-      <w:r>
-        <w:rPr>
-          <w:rFonts w:ascii="D2Coding" w:hAnsi="D2Coding" w:eastAsia="D2Coding" w:cs="D2Coding"/>
-          <w:sz w:val="18"/>
-        </w:rPr>
-        <w:t xml:space="preserve">    Run -.-&gt; Det</w:t>
-        <w:br/>
-      </w:r>
-      <w:r>
-        <w:rPr>
-          <w:rFonts w:ascii="D2Coding" w:hAnsi="D2Coding" w:eastAsia="D2Coding" w:cs="D2Coding"/>
-          <w:sz w:val="18"/>
-        </w:rPr>
-        <w:t xml:space="preserve">    Run -.-&gt; Stack</w:t>
-        <w:br/>
-      </w:r>
-      <w:r>
-        <w:rPr>
-          <w:rFonts w:ascii="D2Coding" w:hAnsi="D2Coding" w:eastAsia="D2Coding" w:cs="D2Coding"/>
-          <w:sz w:val="18"/>
-        </w:rPr>
-        <w:t xml:space="preserve">    Run -.-&gt; VP</w:t>
-        <w:br/>
-      </w:r>
-      <w:r>
-        <w:rPr>
-          <w:rFonts w:ascii="D2Coding" w:hAnsi="D2Coding" w:eastAsia="D2Coding" w:cs="D2Coding"/>
-          <w:sz w:val="18"/>
-        </w:rPr>
-        <w:t xml:space="preserve">    TS[ThresholdSet&lt;br/&gt;판정 문턱] -.-&gt; Det</w:t>
-        <w:br/>
-      </w:r>
-      <w:r>
-        <w:rPr>
-          <w:rFonts w:ascii="D2Coding" w:hAnsi="D2Coding" w:eastAsia="D2Coding" w:cs="D2Coding"/>
-          <w:sz w:val="18"/>
-        </w:rPr>
-        <w:t xml:space="preserve">    ST[Setting&lt;br/&gt;key-value]</w:t>
-        <w:br/>
-      </w:r>
-      <w:r>
-        <w:rPr>
-          <w:rFonts w:ascii="D2Coding" w:hAnsi="D2Coding" w:eastAsia="D2Coding" w:cs="D2Coding"/>
-          <w:sz w:val="18"/>
-        </w:rPr>
-        <w:br/>
-      </w:r>
-      <w:r>
-        <w:rPr>
-          <w:rFonts w:ascii="D2Coding" w:hAnsi="D2Coding" w:eastAsia="D2Coding" w:cs="D2Coding"/>
-          <w:sz w:val="18"/>
-        </w:rPr>
-        <w:t xml:space="preserve">    classDef stem fill:#e8f0fe,stroke:#4285f4,stroke-width:2px</w:t>
-        <w:br/>
-      </w:r>
-      <w:r>
-        <w:rPr>
-          <w:rFonts w:ascii="D2Coding" w:hAnsi="D2Coding" w:eastAsia="D2Coding" w:cs="D2Coding"/>
-          <w:sz w:val="18"/>
-        </w:rPr>
-        <w:t xml:space="preserve">    classDef human fill:#fce8e6,stroke:#ea4335,stroke-width:2px</w:t>
-        <w:br/>
-      </w:r>
-      <w:r>
-        <w:rPr>
-          <w:rFonts w:ascii="D2Coding" w:hAnsi="D2Coding" w:eastAsia="D2Coding" w:cs="D2Coding"/>
-          <w:sz w:val="18"/>
-        </w:rPr>
-        <w:t xml:space="preserve">    classDef det fill:#e6f4ea,stroke:#34a853</w:t>
-        <w:br/>
-      </w:r>
-      <w:r>
-        <w:rPr>
-          <w:rFonts w:ascii="D2Coding" w:hAnsi="D2Coding" w:eastAsia="D2Coding" w:cs="D2Coding"/>
-          <w:sz w:val="18"/>
-        </w:rPr>
-        <w:t xml:space="preserve">    classDef side fill:#f8f9fa,stroke:#9aa0a6,color:#5f6368</w:t>
-        <w:br/>
-      </w:r>
-      <w:r>
-        <w:rPr>
-          <w:rFonts w:ascii="D2Coding" w:hAnsi="D2Coding" w:eastAsia="D2Coding" w:cs="D2Coding"/>
-          <w:sz w:val="18"/>
-        </w:rPr>
-        <w:t xml:space="preserve">    class Site,Core,Slide,VP,Frame stem</w:t>
-        <w:br/>
-      </w:r>
-      <w:r>
-        <w:rPr>
-          <w:rFonts w:ascii="D2Coding" w:hAnsi="D2Coding" w:eastAsia="D2Coding" w:cs="D2Coding"/>
-          <w:sz w:val="18"/>
-        </w:rPr>
-        <w:t xml:space="preserve">    class OR,VR human</w:t>
-        <w:br/>
-      </w:r>
-      <w:r>
-        <w:rPr>
-          <w:rFonts w:ascii="D2Coding" w:hAnsi="D2Coding" w:eastAsia="D2Coding" w:cs="D2Coding"/>
-          <w:sz w:val="18"/>
-        </w:rPr>
-        <w:t xml:space="preserve">    class Det,Cand,Stack,Img det</w:t>
-        <w:br/>
-      </w:r>
-      <w:r>
-        <w:rPr>
-          <w:rFonts w:ascii="D2Coding" w:hAnsi="D2Coding" w:eastAsia="D2Coding" w:cs="D2Coding"/>
-          <w:sz w:val="18"/>
-        </w:rPr>
-        <w:t xml:space="preserve">    class RB,Run,TS,CD,ST side</w:t>
+        <w:drawing>
+          <wp:inline xmlns:a="http://schemas.openxmlformats.org/drawingml/2006/main" xmlns:pic="http://schemas.openxmlformats.org/drawingml/2006/picture">
+            <wp:extent cx="5940000" cy="2288112"/>
+            <wp:docPr id="1" name="Picture 1"/>
+            <wp:cNvGraphicFramePr>
+              <a:graphicFrameLocks noChangeAspect="1"/>
+            </wp:cNvGraphicFramePr>
+            <a:graphic>
+              <a:graphicData uri="http://schemas.openxmlformats.org/drawingml/2006/picture">
+                <pic:pic>
+                  <pic:nvPicPr>
+                    <pic:cNvPr id="0" name="mermaid-124b10b8e0c2.png"/>
+                    <pic:cNvPicPr/>
+                  </pic:nvPicPr>
+                  <pic:blipFill>
+                    <a:blip r:embed="rId9"/>
+                    <a:stretch>
+                      <a:fillRect/>
+                    </a:stretch>
+                  </pic:blipFill>
+                  <pic:spPr>
+                    <a:xfrm>
+                      <a:off x="0" y="0"/>
+                      <a:ext cx="5940000" cy="2288112"/>
+                    </a:xfrm>
+                    <a:prstGeom prst="rect"/>
+                  </pic:spPr>
+                </pic:pic>
+              </a:graphicData>
+            </a:graphic>
+          </wp:inline>
+        </w:drawing>
       </w:r>
     </w:p>
     <w:p>
@@ -413,144 +255,41 @@
     </w:p>
     <w:p>
       <w:pPr>
-        <w:spacing w:before="80" w:after="160"/>
-        <w:ind w:left="280"/>
-        <w:shd w:val="clear" w:fill="F4F5F7"/>
+        <w:jc w:val="center"/>
       </w:pPr>
       <w:r>
-        <w:rPr>
-          <w:rFonts w:ascii="D2Coding" w:hAnsi="D2Coding" w:eastAsia="D2Coding" w:cs="D2Coding"/>
-          <w:sz w:val="18"/>
-        </w:rPr>
-        <w:t>erDiagram</w:t>
-        <w:br/>
-      </w:r>
-      <w:r>
-        <w:rPr>
-          <w:rFonts w:ascii="D2Coding" w:hAnsi="D2Coding" w:eastAsia="D2Coding" w:cs="D2Coding"/>
-          <w:sz w:val="18"/>
-        </w:rPr>
-        <w:t xml:space="preserve">    direction LR</w:t>
-        <w:br/>
-      </w:r>
-      <w:r>
-        <w:rPr>
-          <w:rFonts w:ascii="D2Coding" w:hAnsi="D2Coding" w:eastAsia="D2Coding" w:cs="D2Coding"/>
-          <w:sz w:val="18"/>
-        </w:rPr>
-        <w:t xml:space="preserve">    Site ||--o{ Core : cores</w:t>
-        <w:br/>
-      </w:r>
-      <w:r>
-        <w:rPr>
-          <w:rFonts w:ascii="D2Coding" w:hAnsi="D2Coding" w:eastAsia="D2Coding" w:cs="D2Coding"/>
-          <w:sz w:val="18"/>
-        </w:rPr>
-        <w:t xml:space="preserve">    Core ||--o{ Slide : slides</w:t>
-        <w:br/>
-      </w:r>
-      <w:r>
-        <w:rPr>
-          <w:rFonts w:ascii="D2Coding" w:hAnsi="D2Coding" w:eastAsia="D2Coding" w:cs="D2Coding"/>
-          <w:sz w:val="18"/>
-        </w:rPr>
-        <w:t xml:space="preserve">    Slide ||--o{ Viewpoint : viewpoints</w:t>
-        <w:br/>
-      </w:r>
-      <w:r>
-        <w:rPr>
-          <w:rFonts w:ascii="D2Coding" w:hAnsi="D2Coding" w:eastAsia="D2Coding" w:cs="D2Coding"/>
-          <w:sz w:val="18"/>
-        </w:rPr>
-        <w:t xml:space="preserve">    Slide ||--o{ Frame : frames</w:t>
-        <w:br/>
-      </w:r>
-      <w:r>
-        <w:rPr>
-          <w:rFonts w:ascii="D2Coding" w:hAnsi="D2Coding" w:eastAsia="D2Coding" w:cs="D2Coding"/>
-          <w:sz w:val="18"/>
-        </w:rPr>
-        <w:t xml:space="preserve">    Slide ||--o{ Run : runs</w:t>
-        <w:br/>
-      </w:r>
-      <w:r>
-        <w:rPr>
-          <w:rFonts w:ascii="D2Coding" w:hAnsi="D2Coding" w:eastAsia="D2Coding" w:cs="D2Coding"/>
-          <w:sz w:val="18"/>
-        </w:rPr>
-        <w:t xml:space="preserve">    RunBatch ||--o{ Run : runs</w:t>
-        <w:br/>
-      </w:r>
-      <w:r>
-        <w:rPr>
-          <w:rFonts w:ascii="D2Coding" w:hAnsi="D2Coding" w:eastAsia="D2Coding" w:cs="D2Coding"/>
-          <w:sz w:val="18"/>
-        </w:rPr>
-        <w:t xml:space="preserve">    Viewpoint ||--o{ Frame : frames</w:t>
-        <w:br/>
-      </w:r>
-      <w:r>
-        <w:rPr>
-          <w:rFonts w:ascii="D2Coding" w:hAnsi="D2Coding" w:eastAsia="D2Coding" w:cs="D2Coding"/>
-          <w:sz w:val="18"/>
-        </w:rPr>
-        <w:t xml:space="preserve">    Viewpoint ||--|| Stack : stack</w:t>
-        <w:br/>
-      </w:r>
-      <w:r>
-        <w:rPr>
-          <w:rFonts w:ascii="D2Coding" w:hAnsi="D2Coding" w:eastAsia="D2Coding" w:cs="D2Coding"/>
-          <w:sz w:val="18"/>
-        </w:rPr>
-        <w:t xml:space="preserve">    Viewpoint ||--o{ Image : images</w:t>
-        <w:br/>
-      </w:r>
-      <w:r>
-        <w:rPr>
-          <w:rFonts w:ascii="D2Coding" w:hAnsi="D2Coding" w:eastAsia="D2Coding" w:cs="D2Coding"/>
-          <w:sz w:val="18"/>
-        </w:rPr>
-        <w:t xml:space="preserve">    Frame ||--|| Image : image</w:t>
-        <w:br/>
-      </w:r>
-      <w:r>
-        <w:rPr>
-          <w:rFonts w:ascii="D2Coding" w:hAnsi="D2Coding" w:eastAsia="D2Coding" w:cs="D2Coding"/>
-          <w:sz w:val="18"/>
-        </w:rPr>
-        <w:t xml:space="preserve">    Stack ||--o{ Image : images</w:t>
-        <w:br/>
-      </w:r>
-      <w:r>
-        <w:rPr>
-          <w:rFonts w:ascii="D2Coding" w:hAnsi="D2Coding" w:eastAsia="D2Coding" w:cs="D2Coding"/>
-          <w:sz w:val="18"/>
-        </w:rPr>
-        <w:t xml:space="preserve">    Viewpoint ||--|| ViewpointReview : review</w:t>
-        <w:br/>
-      </w:r>
-      <w:r>
-        <w:rPr>
-          <w:rFonts w:ascii="D2Coding" w:hAnsi="D2Coding" w:eastAsia="D2Coding" w:cs="D2Coding"/>
-          <w:sz w:val="18"/>
-        </w:rPr>
-        <w:t xml:space="preserve">    Run ||--o{ Stack : stacks</w:t>
-        <w:br/>
-      </w:r>
-      <w:r>
-        <w:rPr>
-          <w:rFonts w:ascii="D2Coding" w:hAnsi="D2Coding" w:eastAsia="D2Coding" w:cs="D2Coding"/>
-          <w:sz w:val="18"/>
-        </w:rPr>
-        <w:t xml:space="preserve">    Run ||--o{ Viewpoint : viewpoints</w:t>
-        <w:br/>
-      </w:r>
-      <w:r>
-        <w:rPr>
-          <w:rFonts w:ascii="D2Coding" w:hAnsi="D2Coding" w:eastAsia="D2Coding" w:cs="D2Coding"/>
-          <w:sz w:val="18"/>
-        </w:rPr>
-        <w:t xml:space="preserve">    Frame ||--o{ Stack : ref_of</w:t>
+        <w:drawing>
+          <wp:inline xmlns:a="http://schemas.openxmlformats.org/drawingml/2006/main" xmlns:pic="http://schemas.openxmlformats.org/drawingml/2006/picture">
+            <wp:extent cx="5940000" cy="2204770"/>
+            <wp:docPr id="2" name="Picture 2"/>
+            <wp:cNvGraphicFramePr>
+              <a:graphicFrameLocks noChangeAspect="1"/>
+            </wp:cNvGraphicFramePr>
+            <a:graphic>
+              <a:graphicData uri="http://schemas.openxmlformats.org/drawingml/2006/picture">
+                <pic:pic>
+                  <pic:nvPicPr>
+                    <pic:cNvPr id="0" name="mermaid-527cc252047c.png"/>
+                    <pic:cNvPicPr/>
+                  </pic:nvPicPr>
+                  <pic:blipFill>
+                    <a:blip r:embed="rId10"/>
+                    <a:stretch>
+                      <a:fillRect/>
+                    </a:stretch>
+                  </pic:blipFill>
+                  <pic:spPr>
+                    <a:xfrm>
+                      <a:off x="0" y="0"/>
+                      <a:ext cx="5940000" cy="2204770"/>
+                    </a:xfrm>
+                    <a:prstGeom prst="rect"/>
+                  </pic:spPr>
+                </pic:pic>
+              </a:graphicData>
+            </a:graphic>
+          </wp:inline>
+        </w:drawing>
       </w:r>
     </w:p>
     <w:p>
@@ -575,279 +314,41 @@
     </w:p>
     <w:p>
       <w:pPr>
-        <w:spacing w:before="80" w:after="160"/>
-        <w:ind w:left="280"/>
-        <w:shd w:val="clear" w:fill="F4F5F7"/>
+        <w:jc w:val="center"/>
       </w:pPr>
       <w:r>
-        <w:rPr>
-          <w:rFonts w:ascii="D2Coding" w:hAnsi="D2Coding" w:eastAsia="D2Coding" w:cs="D2Coding"/>
-          <w:sz w:val="18"/>
-        </w:rPr>
-        <w:t>erDiagram</w:t>
-        <w:br/>
-      </w:r>
-      <w:r>
-        <w:rPr>
-          <w:rFonts w:ascii="D2Coding" w:hAnsi="D2Coding" w:eastAsia="D2Coding" w:cs="D2Coding"/>
-          <w:sz w:val="18"/>
-        </w:rPr>
-        <w:t xml:space="preserve">    Image ||--o{ Detection : detections</w:t>
-        <w:br/>
-      </w:r>
-      <w:r>
-        <w:rPr>
-          <w:rFonts w:ascii="D2Coding" w:hAnsi="D2Coding" w:eastAsia="D2Coding" w:cs="D2Coding"/>
-          <w:sz w:val="18"/>
-        </w:rPr>
-        <w:t xml:space="preserve">    Image ||--o{ ObjectReview : object_reviews</w:t>
-        <w:br/>
-      </w:r>
-      <w:r>
-        <w:rPr>
-          <w:rFonts w:ascii="D2Coding" w:hAnsi="D2Coding" w:eastAsia="D2Coding" w:cs="D2Coding"/>
-          <w:sz w:val="18"/>
-        </w:rPr>
-        <w:t xml:space="preserve">    Viewpoint ||--o{ Detection : detections</w:t>
-        <w:br/>
-      </w:r>
-      <w:r>
-        <w:rPr>
-          <w:rFonts w:ascii="D2Coding" w:hAnsi="D2Coding" w:eastAsia="D2Coding" w:cs="D2Coding"/>
-          <w:sz w:val="18"/>
-        </w:rPr>
-        <w:t xml:space="preserve">    Viewpoint ||--o{ ObjectReview : object_reviews</w:t>
-        <w:br/>
-      </w:r>
-      <w:r>
-        <w:rPr>
-          <w:rFonts w:ascii="D2Coding" w:hAnsi="D2Coding" w:eastAsia="D2Coding" w:cs="D2Coding"/>
-          <w:sz w:val="18"/>
-        </w:rPr>
-        <w:t xml:space="preserve">    Run ||--o{ Detection : detections</w:t>
-        <w:br/>
-      </w:r>
-      <w:r>
-        <w:rPr>
-          <w:rFonts w:ascii="D2Coding" w:hAnsi="D2Coding" w:eastAsia="D2Coding" w:cs="D2Coding"/>
-          <w:sz w:val="18"/>
-        </w:rPr>
-        <w:t xml:space="preserve">    ThresholdSet ||--o{ Detection : detections</w:t>
-        <w:br/>
-      </w:r>
-      <w:r>
-        <w:rPr>
-          <w:rFonts w:ascii="D2Coding" w:hAnsi="D2Coding" w:eastAsia="D2Coding" w:cs="D2Coding"/>
-          <w:sz w:val="18"/>
-        </w:rPr>
-        <w:t xml:space="preserve">    Detection ||--o{ Candidate : candidates</w:t>
-        <w:br/>
-      </w:r>
-      <w:r>
-        <w:rPr>
-          <w:rFonts w:ascii="D2Coding" w:hAnsi="D2Coding" w:eastAsia="D2Coding" w:cs="D2Coding"/>
-          <w:sz w:val="18"/>
-        </w:rPr>
-        <w:t xml:space="preserve">    Detection ||--o{ Detection : supersedes</w:t>
-        <w:br/>
-      </w:r>
-      <w:r>
-        <w:rPr>
-          <w:rFonts w:ascii="D2Coding" w:hAnsi="D2Coding" w:eastAsia="D2Coding" w:cs="D2Coding"/>
-          <w:sz w:val="18"/>
-        </w:rPr>
-        <w:t xml:space="preserve">    Candidate ||--o{ ObjectReview : reviews</w:t>
-        <w:br/>
-      </w:r>
-      <w:r>
-        <w:rPr>
-          <w:rFonts w:ascii="D2Coding" w:hAnsi="D2Coding" w:eastAsia="D2Coding" w:cs="D2Coding"/>
-          <w:sz w:val="18"/>
-        </w:rPr>
-        <w:br/>
-      </w:r>
-      <w:r>
-        <w:rPr>
-          <w:rFonts w:ascii="D2Coding" w:hAnsi="D2Coding" w:eastAsia="D2Coding" w:cs="D2Coding"/>
-          <w:sz w:val="18"/>
-        </w:rPr>
-        <w:t xml:space="preserve">    Image {</w:t>
-        <w:br/>
-      </w:r>
-      <w:r>
-        <w:rPr>
-          <w:rFonts w:ascii="D2Coding" w:hAnsi="D2Coding" w:eastAsia="D2Coding" w:cs="D2Coding"/>
-          <w:sz w:val="18"/>
-        </w:rPr>
-        <w:t xml:space="preserve">        string path UK "자연 열쇠"</w:t>
-        <w:br/>
-      </w:r>
-      <w:r>
-        <w:rPr>
-          <w:rFonts w:ascii="D2Coding" w:hAnsi="D2Coding" w:eastAsia="D2Coding" w:cs="D2Coding"/>
-          <w:sz w:val="18"/>
-        </w:rPr>
-        <w:t xml:space="preserve">        string kind "stack|frame|depth"</w:t>
-        <w:br/>
-      </w:r>
-      <w:r>
-        <w:rPr>
-          <w:rFonts w:ascii="D2Coding" w:hAnsi="D2Coding" w:eastAsia="D2Coding" w:cs="D2Coding"/>
-          <w:sz w:val="18"/>
-        </w:rPr>
-        <w:t xml:space="preserve">    }</w:t>
-        <w:br/>
-      </w:r>
-      <w:r>
-        <w:rPr>
-          <w:rFonts w:ascii="D2Coding" w:hAnsi="D2Coding" w:eastAsia="D2Coding" w:cs="D2Coding"/>
-          <w:sz w:val="18"/>
-        </w:rPr>
-        <w:t xml:space="preserve">    Detection {</w:t>
-        <w:br/>
-      </w:r>
-      <w:r>
-        <w:rPr>
-          <w:rFonts w:ascii="D2Coding" w:hAnsi="D2Coding" w:eastAsia="D2Coding" w:cs="D2Coding"/>
-          <w:sz w:val="18"/>
-        </w:rPr>
-        <w:t xml:space="preserve">        int image FK "NOT NULL"</w:t>
-        <w:br/>
-      </w:r>
-      <w:r>
-        <w:rPr>
-          <w:rFonts w:ascii="D2Coding" w:hAnsi="D2Coding" w:eastAsia="D2Coding" w:cs="D2Coding"/>
-          <w:sz w:val="18"/>
-        </w:rPr>
-        <w:t xml:space="preserve">        bool is_current "뷰어가 볼 것"</w:t>
-        <w:br/>
-      </w:r>
-      <w:r>
-        <w:rPr>
-          <w:rFonts w:ascii="D2Coding" w:hAnsi="D2Coding" w:eastAsia="D2Coding" w:cs="D2Coding"/>
-          <w:sz w:val="18"/>
-        </w:rPr>
-        <w:t xml:space="preserve">    }</w:t>
-        <w:br/>
-      </w:r>
-      <w:r>
-        <w:rPr>
-          <w:rFonts w:ascii="D2Coding" w:hAnsi="D2Coding" w:eastAsia="D2Coding" w:cs="D2Coding"/>
-          <w:sz w:val="18"/>
-        </w:rPr>
-        <w:t xml:space="preserve">    Candidate {</w:t>
-        <w:br/>
-      </w:r>
-      <w:r>
-        <w:rPr>
-          <w:rFonts w:ascii="D2Coding" w:hAnsi="D2Coding" w:eastAsia="D2Coding" w:cs="D2Coding"/>
-          <w:sz w:val="18"/>
-        </w:rPr>
-        <w:t xml:space="preserve">        string mask_key UK "detection 안에서"</w:t>
-        <w:br/>
-      </w:r>
-      <w:r>
-        <w:rPr>
-          <w:rFonts w:ascii="D2Coding" w:hAnsi="D2Coding" w:eastAsia="D2Coding" w:cs="D2Coding"/>
-          <w:sz w:val="18"/>
-        </w:rPr>
-        <w:t xml:space="preserve">        bool passed "문턱 통과"</w:t>
-        <w:br/>
-      </w:r>
-      <w:r>
-        <w:rPr>
-          <w:rFonts w:ascii="D2Coding" w:hAnsi="D2Coding" w:eastAsia="D2Coding" w:cs="D2Coding"/>
-          <w:sz w:val="18"/>
-        </w:rPr>
-        <w:t xml:space="preserve">        string cls</w:t>
-        <w:br/>
-      </w:r>
-      <w:r>
-        <w:rPr>
-          <w:rFonts w:ascii="D2Coding" w:hAnsi="D2Coding" w:eastAsia="D2Coding" w:cs="D2Coding"/>
-          <w:sz w:val="18"/>
-        </w:rPr>
-        <w:t xml:space="preserve">    }</w:t>
-        <w:br/>
-      </w:r>
-      <w:r>
-        <w:rPr>
-          <w:rFonts w:ascii="D2Coding" w:hAnsi="D2Coding" w:eastAsia="D2Coding" w:cs="D2Coding"/>
-          <w:sz w:val="18"/>
-        </w:rPr>
-        <w:t xml:space="preserve">    ObjectReview {</w:t>
-        <w:br/>
-      </w:r>
-      <w:r>
-        <w:rPr>
-          <w:rFonts w:ascii="D2Coding" w:hAnsi="D2Coding" w:eastAsia="D2Coding" w:cs="D2Coding"/>
-          <w:sz w:val="18"/>
-        </w:rPr>
-        <w:t xml:space="preserve">        string mask_key UK "image 안에서"</w:t>
-        <w:br/>
-      </w:r>
-      <w:r>
-        <w:rPr>
-          <w:rFonts w:ascii="D2Coding" w:hAnsi="D2Coding" w:eastAsia="D2Coding" w:cs="D2Coding"/>
-          <w:sz w:val="18"/>
-        </w:rPr>
-        <w:t xml:space="preserve">        json geom "스스로 든 기하"</w:t>
-        <w:br/>
-      </w:r>
-      <w:r>
-        <w:rPr>
-          <w:rFonts w:ascii="D2Coding" w:hAnsi="D2Coding" w:eastAsia="D2Coding" w:cs="D2Coding"/>
-          <w:sz w:val="18"/>
-        </w:rPr>
-        <w:t xml:space="preserve">        bool removed</w:t>
-        <w:br/>
-      </w:r>
-      <w:r>
-        <w:rPr>
-          <w:rFonts w:ascii="D2Coding" w:hAnsi="D2Coding" w:eastAsia="D2Coding" w:cs="D2Coding"/>
-          <w:sz w:val="18"/>
-        </w:rPr>
-        <w:t xml:space="preserve">        bool accepted</w:t>
-        <w:br/>
-      </w:r>
-      <w:r>
-        <w:rPr>
-          <w:rFonts w:ascii="D2Coding" w:hAnsi="D2Coding" w:eastAsia="D2Coding" w:cs="D2Coding"/>
-          <w:sz w:val="18"/>
-        </w:rPr>
-        <w:t xml:space="preserve">    }</w:t>
-        <w:br/>
-      </w:r>
-      <w:r>
-        <w:rPr>
-          <w:rFonts w:ascii="D2Coding" w:hAnsi="D2Coding" w:eastAsia="D2Coding" w:cs="D2Coding"/>
-          <w:sz w:val="18"/>
-        </w:rPr>
-        <w:t xml:space="preserve">    CD["ClassDef"] {</w:t>
-        <w:br/>
-      </w:r>
-      <w:r>
-        <w:rPr>
-          <w:rFonts w:ascii="D2Coding" w:hAnsi="D2Coding" w:eastAsia="D2Coding" w:cs="D2Coding"/>
-          <w:sz w:val="18"/>
-        </w:rPr>
-        <w:t xml:space="preserve">        string key UK</w:t>
-        <w:br/>
-      </w:r>
-      <w:r>
-        <w:rPr>
-          <w:rFonts w:ascii="D2Coding" w:hAnsi="D2Coding" w:eastAsia="D2Coding" w:cs="D2Coding"/>
-          <w:sz w:val="18"/>
-        </w:rPr>
-        <w:t xml:space="preserve">        bool counted</w:t>
-        <w:br/>
-      </w:r>
-      <w:r>
-        <w:rPr>
-          <w:rFonts w:ascii="D2Coding" w:hAnsi="D2Coding" w:eastAsia="D2Coding" w:cs="D2Coding"/>
-          <w:sz w:val="18"/>
-        </w:rPr>
-        <w:t xml:space="preserve">    }</w:t>
+        <w:drawing>
+          <wp:inline xmlns:a="http://schemas.openxmlformats.org/drawingml/2006/main" xmlns:pic="http://schemas.openxmlformats.org/drawingml/2006/picture">
+            <wp:extent cx="5940000" cy="3765535"/>
+            <wp:docPr id="3" name="Picture 3"/>
+            <wp:cNvGraphicFramePr>
+              <a:graphicFrameLocks noChangeAspect="1"/>
+            </wp:cNvGraphicFramePr>
+            <a:graphic>
+              <a:graphicData uri="http://schemas.openxmlformats.org/drawingml/2006/picture">
+                <pic:pic>
+                  <pic:nvPicPr>
+                    <pic:cNvPr id="0" name="mermaid-5ea0a70ff2f2.png"/>
+                    <pic:cNvPicPr/>
+                  </pic:nvPicPr>
+                  <pic:blipFill>
+                    <a:blip r:embed="rId11"/>
+                    <a:stretch>
+                      <a:fillRect/>
+                    </a:stretch>
+                  </pic:blipFill>
+                  <pic:spPr>
+                    <a:xfrm>
+                      <a:off x="0" y="0"/>
+                      <a:ext cx="5940000" cy="3765535"/>
+                    </a:xfrm>
+                    <a:prstGeom prst="rect"/>
+                  </pic:spPr>
+                </pic:pic>
+              </a:graphicData>
+            </a:graphic>
+          </wp:inline>
+        </w:drawing>
       </w:r>
     </w:p>
     <w:p>
@@ -872,127 +373,41 @@
     </w:p>
     <w:p>
       <w:pPr>
-        <w:spacing w:before="80" w:after="160"/>
-        <w:ind w:left="280"/>
-        <w:shd w:val="clear" w:fill="F4F5F7"/>
+        <w:jc w:val="center"/>
       </w:pPr>
       <w:r>
-        <w:rPr>
-          <w:rFonts w:ascii="D2Coding" w:hAnsi="D2Coding" w:eastAsia="D2Coding" w:cs="D2Coding"/>
-          <w:sz w:val="18"/>
-        </w:rPr>
-        <w:t>flowchart LR</w:t>
-        <w:br/>
-      </w:r>
-      <w:r>
-        <w:rPr>
-          <w:rFonts w:ascii="D2Coding" w:hAnsi="D2Coding" w:eastAsia="D2Coding" w:cs="D2Coding"/>
-          <w:sz w:val="18"/>
-        </w:rPr>
-        <w:t xml:space="preserve">    subgraph 다시_돌리기_전 [재검출 전]</w:t>
-        <w:br/>
-      </w:r>
-      <w:r>
-        <w:rPr>
-          <w:rFonts w:ascii="D2Coding" w:hAnsi="D2Coding" w:eastAsia="D2Coding" w:cs="D2Coding"/>
-          <w:sz w:val="18"/>
-        </w:rPr>
-        <w:t xml:space="preserve">        C1[Candidate&lt;br/&gt;id=1001&lt;br/&gt;mask_key=1240_880_96_64]</w:t>
-        <w:br/>
-      </w:r>
-      <w:r>
-        <w:rPr>
-          <w:rFonts w:ascii="D2Coding" w:hAnsi="D2Coding" w:eastAsia="D2Coding" w:cs="D2Coding"/>
-          <w:sz w:val="18"/>
-        </w:rPr>
-        <w:t xml:space="preserve">    end</w:t>
-        <w:br/>
-      </w:r>
-      <w:r>
-        <w:rPr>
-          <w:rFonts w:ascii="D2Coding" w:hAnsi="D2Coding" w:eastAsia="D2Coding" w:cs="D2Coding"/>
-          <w:sz w:val="18"/>
-        </w:rPr>
-        <w:t xml:space="preserve">    subgraph 다시_돌리기_후 [재검출 후]</w:t>
-        <w:br/>
-      </w:r>
-      <w:r>
-        <w:rPr>
-          <w:rFonts w:ascii="D2Coding" w:hAnsi="D2Coding" w:eastAsia="D2Coding" w:cs="D2Coding"/>
-          <w:sz w:val="18"/>
-        </w:rPr>
-        <w:t xml:space="preserve">        C2[Candidate&lt;br/&gt;id=7734&lt;br/&gt;mask_key=1240_880_96_64]</w:t>
-        <w:br/>
-      </w:r>
-      <w:r>
-        <w:rPr>
-          <w:rFonts w:ascii="D2Coding" w:hAnsi="D2Coding" w:eastAsia="D2Coding" w:cs="D2Coding"/>
-          <w:sz w:val="18"/>
-        </w:rPr>
-        <w:t xml:space="preserve">    end</w:t>
-        <w:br/>
-      </w:r>
-      <w:r>
-        <w:rPr>
-          <w:rFonts w:ascii="D2Coding" w:hAnsi="D2Coding" w:eastAsia="D2Coding" w:cs="D2Coding"/>
-          <w:sz w:val="18"/>
-        </w:rPr>
-        <w:t xml:space="preserve">    R[ObjectReview&lt;br/&gt;image + mask_key&lt;br/&gt;geom · removed · label]</w:t>
-        <w:br/>
-      </w:r>
-      <w:r>
-        <w:rPr>
-          <w:rFonts w:ascii="D2Coding" w:hAnsi="D2Coding" w:eastAsia="D2Coding" w:cs="D2Coding"/>
-          <w:sz w:val="18"/>
-        </w:rPr>
-        <w:t xml:space="preserve">    C1 -. "FK 였다면 여기서 끊긴다" .-&gt; R</w:t>
-        <w:br/>
-      </w:r>
-      <w:r>
-        <w:rPr>
-          <w:rFonts w:ascii="D2Coding" w:hAnsi="D2Coding" w:eastAsia="D2Coding" w:cs="D2Coding"/>
-          <w:sz w:val="18"/>
-        </w:rPr>
-        <w:t xml:space="preserve">    C2 == "mask_key 로 다시 붙는다&lt;br/&gt;exact → IoU → orphan" ==&gt; R</w:t>
-        <w:br/>
-      </w:r>
-      <w:r>
-        <w:rPr>
-          <w:rFonts w:ascii="D2Coding" w:hAnsi="D2Coding" w:eastAsia="D2Coding" w:cs="D2Coding"/>
-          <w:sz w:val="18"/>
-        </w:rPr>
-        <w:br/>
-      </w:r>
-      <w:r>
-        <w:rPr>
-          <w:rFonts w:ascii="D2Coding" w:hAnsi="D2Coding" w:eastAsia="D2Coding" w:cs="D2Coding"/>
-          <w:sz w:val="18"/>
-        </w:rPr>
-        <w:t xml:space="preserve">    classDef gone fill:#f1f3f4,stroke:#9aa0a6,color:#5f6368</w:t>
-        <w:br/>
-      </w:r>
-      <w:r>
-        <w:rPr>
-          <w:rFonts w:ascii="D2Coding" w:hAnsi="D2Coding" w:eastAsia="D2Coding" w:cs="D2Coding"/>
-          <w:sz w:val="18"/>
-        </w:rPr>
-        <w:t xml:space="preserve">    classDef human fill:#fce8e6,stroke:#ea4335,stroke-width:2px</w:t>
-        <w:br/>
-      </w:r>
-      <w:r>
-        <w:rPr>
-          <w:rFonts w:ascii="D2Coding" w:hAnsi="D2Coding" w:eastAsia="D2Coding" w:cs="D2Coding"/>
-          <w:sz w:val="18"/>
-        </w:rPr>
-        <w:t xml:space="preserve">    class C1 gone</w:t>
-        <w:br/>
-      </w:r>
-      <w:r>
-        <w:rPr>
-          <w:rFonts w:ascii="D2Coding" w:hAnsi="D2Coding" w:eastAsia="D2Coding" w:cs="D2Coding"/>
-          <w:sz w:val="18"/>
-        </w:rPr>
-        <w:t xml:space="preserve">    class R human</w:t>
+        <w:drawing>
+          <wp:inline xmlns:a="http://schemas.openxmlformats.org/drawingml/2006/main" xmlns:pic="http://schemas.openxmlformats.org/drawingml/2006/picture">
+            <wp:extent cx="5940000" cy="2886445"/>
+            <wp:docPr id="4" name="Picture 4"/>
+            <wp:cNvGraphicFramePr>
+              <a:graphicFrameLocks noChangeAspect="1"/>
+            </wp:cNvGraphicFramePr>
+            <a:graphic>
+              <a:graphicData uri="http://schemas.openxmlformats.org/drawingml/2006/picture">
+                <pic:pic>
+                  <pic:nvPicPr>
+                    <pic:cNvPr id="0" name="mermaid-5937ba4db6ab.png"/>
+                    <pic:cNvPicPr/>
+                  </pic:nvPicPr>
+                  <pic:blipFill>
+                    <a:blip r:embed="rId12"/>
+                    <a:stretch>
+                      <a:fillRect/>
+                    </a:stretch>
+                  </pic:blipFill>
+                  <pic:spPr>
+                    <a:xfrm>
+                      <a:off x="0" y="0"/>
+                      <a:ext cx="5940000" cy="2886445"/>
+                    </a:xfrm>
+                    <a:prstGeom prst="rect"/>
+                  </pic:spPr>
+                </pic:pic>
+              </a:graphicData>
+            </a:graphic>
+          </wp:inline>
+        </w:drawing>
       </w:r>
     </w:p>
     <w:p>
@@ -1017,80 +432,41 @@
     </w:p>
     <w:p>
       <w:pPr>
-        <w:spacing w:before="80" w:after="160"/>
-        <w:ind w:left="280"/>
-        <w:shd w:val="clear" w:fill="F4F5F7"/>
+        <w:jc w:val="center"/>
       </w:pPr>
       <w:r>
-        <w:rPr>
-          <w:rFonts w:ascii="D2Coding" w:hAnsi="D2Coding" w:eastAsia="D2Coding" w:cs="D2Coding"/>
-          <w:sz w:val="18"/>
-        </w:rPr>
-        <w:t>flowchart LR</w:t>
-        <w:br/>
-      </w:r>
-      <w:r>
-        <w:rPr>
-          <w:rFonts w:ascii="D2Coding" w:hAnsi="D2Coding" w:eastAsia="D2Coding" w:cs="D2Coding"/>
-          <w:sz w:val="18"/>
-        </w:rPr>
-        <w:t xml:space="preserve">    S["Site&lt;br/&gt;5"] --&gt; C["Core&lt;br/&gt;5"] --&gt; SL["Slide&lt;br/&gt;10"] --&gt; VP["Viewpoint&lt;br/&gt;452"]</w:t>
-        <w:br/>
-      </w:r>
-      <w:r>
-        <w:rPr>
-          <w:rFonts w:ascii="D2Coding" w:hAnsi="D2Coding" w:eastAsia="D2Coding" w:cs="D2Coding"/>
-          <w:sz w:val="18"/>
-        </w:rPr>
-        <w:t xml:space="preserve">    VP --&gt; F["Frame&lt;br/&gt;1,318&lt;br/&gt;&lt;small&gt;평균 2.9장/시야&lt;/small&gt;"]</w:t>
-        <w:br/>
-      </w:r>
-      <w:r>
-        <w:rPr>
-          <w:rFonts w:ascii="D2Coding" w:hAnsi="D2Coding" w:eastAsia="D2Coding" w:cs="D2Coding"/>
-          <w:sz w:val="18"/>
-        </w:rPr>
-        <w:t xml:space="preserve">    VP --&gt; ST["Stack&lt;br/&gt;317&lt;br/&gt;&lt;small&gt;싱글턴 135는 없다&lt;/small&gt;"]</w:t>
-        <w:br/>
-      </w:r>
-      <w:r>
-        <w:rPr>
-          <w:rFonts w:ascii="D2Coding" w:hAnsi="D2Coding" w:eastAsia="D2Coding" w:cs="D2Coding"/>
-          <w:sz w:val="18"/>
-        </w:rPr>
-        <w:t xml:space="preserve">    VP --&gt; VR["ViewpointReview&lt;br/&gt;432"]</w:t>
-        <w:br/>
-      </w:r>
-      <w:r>
-        <w:rPr>
-          <w:rFonts w:ascii="D2Coding" w:hAnsi="D2Coding" w:eastAsia="D2Coding" w:cs="D2Coding"/>
-          <w:sz w:val="18"/>
-        </w:rPr>
-        <w:t xml:space="preserve">    VP --&gt; IM["Image&lt;br/&gt;1,952"]</w:t>
-        <w:br/>
-      </w:r>
-      <w:r>
-        <w:rPr>
-          <w:rFonts w:ascii="D2Coding" w:hAnsi="D2Coding" w:eastAsia="D2Coding" w:cs="D2Coding"/>
-          <w:sz w:val="18"/>
-        </w:rPr>
-        <w:t xml:space="preserve">    IM --&gt; OR["ObjectReview&lt;br/&gt;6,738"]</w:t>
-        <w:br/>
-      </w:r>
-      <w:r>
-        <w:rPr>
-          <w:rFonts w:ascii="D2Coding" w:hAnsi="D2Coding" w:eastAsia="D2Coding" w:cs="D2Coding"/>
-          <w:sz w:val="18"/>
-        </w:rPr>
-        <w:t xml:space="preserve">    IM --&gt; D["Detection&lt;br/&gt;2,076"] --&gt; CA["Candidate&lt;br/&gt;91,603&lt;br/&gt;&lt;small&gt;평균 44개/검출&lt;/small&gt;"]</w:t>
-        <w:br/>
-      </w:r>
-      <w:r>
-        <w:rPr>
-          <w:rFonts w:ascii="D2Coding" w:hAnsi="D2Coding" w:eastAsia="D2Coding" w:cs="D2Coding"/>
-          <w:sz w:val="18"/>
-        </w:rPr>
-        <w:t xml:space="preserve">    RB["RunBatch&lt;br/&gt;2"] --&gt; R["Run&lt;br/&gt;171"]</w:t>
+        <w:drawing>
+          <wp:inline xmlns:a="http://schemas.openxmlformats.org/drawingml/2006/main" xmlns:pic="http://schemas.openxmlformats.org/drawingml/2006/picture">
+            <wp:extent cx="5940000" cy="2871505"/>
+            <wp:docPr id="5" name="Picture 5"/>
+            <wp:cNvGraphicFramePr>
+              <a:graphicFrameLocks noChangeAspect="1"/>
+            </wp:cNvGraphicFramePr>
+            <a:graphic>
+              <a:graphicData uri="http://schemas.openxmlformats.org/drawingml/2006/picture">
+                <pic:pic>
+                  <pic:nvPicPr>
+                    <pic:cNvPr id="0" name="mermaid-124eca3c062c.png"/>
+                    <pic:cNvPicPr/>
+                  </pic:nvPicPr>
+                  <pic:blipFill>
+                    <a:blip r:embed="rId13"/>
+                    <a:stretch>
+                      <a:fillRect/>
+                    </a:stretch>
+                  </pic:blipFill>
+                  <pic:spPr>
+                    <a:xfrm>
+                      <a:off x="0" y="0"/>
+                      <a:ext cx="5940000" cy="2871505"/>
+                    </a:xfrm>
+                    <a:prstGeom prst="rect"/>
+                  </pic:spPr>
+                </pic:pic>
+              </a:graphicData>
+            </a:graphic>
+          </wp:inline>
+        </w:drawing>
       </w:r>
     </w:p>
     <w:sectPr>

--- a/docs/20260804_db-erd-poster.docx
+++ b/docs/20260804_db-erd-poster.docx
@@ -164,6 +164,70 @@
     </w:p>
     <w:p>
       <w:pPr>
+        <w:spacing w:after="140"/>
+      </w:pPr>
+      <w:r>
+        <w:rPr>
+          <w:rFonts w:ascii="맑은 고딕" w:hAnsi="맑은 고딕" w:eastAsia="맑은 고딕" w:cs="맑은 고딕"/>
+          <w:b/>
+        </w:rPr>
+        <w:t>굽는 명령에 용지를 함께 준다.</w:t>
+      </w:r>
+      <w:r>
+        <w:rPr>
+          <w:rFonts w:ascii="맑은 고딕" w:hAnsi="맑은 고딕" w:eastAsia="맑은 고딕" w:cs="맑은 고딕"/>
+          <w:b w:val="0"/>
+        </w:rPr>
+        <w:t xml:space="preserve"> </w:t>
+      </w:r>
+      <w:r>
+        <w:rPr>
+          <w:rFonts w:ascii="D2Coding" w:hAnsi="D2Coding" w:eastAsia="D2Coding" w:cs="D2Coding"/>
+          <w:color w:val="C0362C"/>
+          <w:sz w:val="19"/>
+        </w:rPr>
+        <w:t>md2docx.py</w:t>
+      </w:r>
+      <w:r>
+        <w:rPr>
+          <w:rFonts w:ascii="맑은 고딕" w:hAnsi="맑은 고딕" w:eastAsia="맑은 고딕" w:cs="맑은 고딕"/>
+          <w:b w:val="0"/>
+        </w:rPr>
+        <w:t xml:space="preserve"> 의 기본은 A4 세로라, 안 주면 머리말에 "A3 가로" 라고 적어 놓고 A4 세로가 나온다(실제로 그러고 있었다).</w:t>
+      </w:r>
+    </w:p>
+    <w:p>
+      <w:pPr>
+        <w:spacing w:before="80" w:after="160"/>
+        <w:ind w:left="280"/>
+        <w:shd w:val="clear" w:fill="F4F5F7"/>
+      </w:pPr>
+      <w:r>
+        <w:rPr>
+          <w:rFonts w:ascii="D2Coding" w:hAnsi="D2Coding" w:eastAsia="D2Coding" w:cs="D2Coding"/>
+          <w:sz w:val="18"/>
+        </w:rPr>
+        <w:t>NODE_EXTRA_CA_CERTS=/etc/ssl/certs/ca-certificates.crt npm i --no-save @mermaid-js/mermaid-cli</w:t>
+        <w:br/>
+      </w:r>
+      <w:r>
+        <w:rPr>
+          <w:rFonts w:ascii="D2Coding" w:hAnsi="D2Coding" w:eastAsia="D2Coding" w:cs="D2Coding"/>
+          <w:sz w:val="18"/>
+        </w:rPr>
+        <w:t>MMDC=$(pwd)/node_modules/.bin/mmdc python md2docx.py \</w:t>
+        <w:br/>
+      </w:r>
+      <w:r>
+        <w:rPr>
+          <w:rFonts w:ascii="D2Coding" w:hAnsi="D2Coding" w:eastAsia="D2Coding" w:cs="D2Coding"/>
+          <w:sz w:val="18"/>
+        </w:rPr>
+        <w:t xml:space="preserve">    docs/20260804_db-erd-poster.md --paper a3 --landscape</w:t>
+      </w:r>
+    </w:p>
+    <w:p>
+      <w:pPr>
         <w:pBdr>
           <w:bottom w:val="single" w:sz="6" w:color="C8CDD5"/>
         </w:pBdr>
@@ -201,7 +265,7 @@
       <w:r>
         <w:drawing>
           <wp:inline xmlns:a="http://schemas.openxmlformats.org/drawingml/2006/main" xmlns:pic="http://schemas.openxmlformats.org/drawingml/2006/picture">
-            <wp:extent cx="5940000" cy="2288112"/>
+            <wp:extent cx="13500000" cy="5200255"/>
             <wp:docPr id="1" name="Picture 1"/>
             <wp:cNvGraphicFramePr>
               <a:graphicFrameLocks noChangeAspect="1"/>
@@ -222,7 +286,7 @@
                   <pic:spPr>
                     <a:xfrm>
                       <a:off x="0" y="0"/>
-                      <a:ext cx="5940000" cy="2288112"/>
+                      <a:ext cx="13500000" cy="5200255"/>
                     </a:xfrm>
                     <a:prstGeom prst="rect"/>
                   </pic:spPr>
@@ -260,7 +324,7 @@
       <w:r>
         <w:drawing>
           <wp:inline xmlns:a="http://schemas.openxmlformats.org/drawingml/2006/main" xmlns:pic="http://schemas.openxmlformats.org/drawingml/2006/picture">
-            <wp:extent cx="5940000" cy="2204770"/>
+            <wp:extent cx="13500000" cy="5010841"/>
             <wp:docPr id="2" name="Picture 2"/>
             <wp:cNvGraphicFramePr>
               <a:graphicFrameLocks noChangeAspect="1"/>
@@ -281,7 +345,7 @@
                   <pic:spPr>
                     <a:xfrm>
                       <a:off x="0" y="0"/>
-                      <a:ext cx="5940000" cy="2204770"/>
+                      <a:ext cx="13500000" cy="5010841"/>
                     </a:xfrm>
                     <a:prstGeom prst="rect"/>
                   </pic:spPr>
@@ -319,7 +383,7 @@
       <w:r>
         <w:drawing>
           <wp:inline xmlns:a="http://schemas.openxmlformats.org/drawingml/2006/main" xmlns:pic="http://schemas.openxmlformats.org/drawingml/2006/picture">
-            <wp:extent cx="5940000" cy="3765535"/>
+            <wp:extent cx="13500000" cy="8558035"/>
             <wp:docPr id="3" name="Picture 3"/>
             <wp:cNvGraphicFramePr>
               <a:graphicFrameLocks noChangeAspect="1"/>
@@ -340,7 +404,7 @@
                   <pic:spPr>
                     <a:xfrm>
                       <a:off x="0" y="0"/>
-                      <a:ext cx="5940000" cy="3765535"/>
+                      <a:ext cx="13500000" cy="8558035"/>
                     </a:xfrm>
                     <a:prstGeom prst="rect"/>
                   </pic:spPr>
@@ -378,7 +442,7 @@
       <w:r>
         <w:drawing>
           <wp:inline xmlns:a="http://schemas.openxmlformats.org/drawingml/2006/main" xmlns:pic="http://schemas.openxmlformats.org/drawingml/2006/picture">
-            <wp:extent cx="5940000" cy="2886445"/>
+            <wp:extent cx="13500000" cy="6560102"/>
             <wp:docPr id="4" name="Picture 4"/>
             <wp:cNvGraphicFramePr>
               <a:graphicFrameLocks noChangeAspect="1"/>
@@ -399,7 +463,7 @@
                   <pic:spPr>
                     <a:xfrm>
                       <a:off x="0" y="0"/>
-                      <a:ext cx="5940000" cy="2886445"/>
+                      <a:ext cx="13500000" cy="6560102"/>
                     </a:xfrm>
                     <a:prstGeom prst="rect"/>
                   </pic:spPr>
@@ -437,7 +501,7 @@
       <w:r>
         <w:drawing>
           <wp:inline xmlns:a="http://schemas.openxmlformats.org/drawingml/2006/main" xmlns:pic="http://schemas.openxmlformats.org/drawingml/2006/picture">
-            <wp:extent cx="5940000" cy="2871505"/>
+            <wp:extent cx="13500000" cy="6526147"/>
             <wp:docPr id="5" name="Picture 5"/>
             <wp:cNvGraphicFramePr>
               <a:graphicFrameLocks noChangeAspect="1"/>
@@ -458,7 +522,7 @@
                   <pic:spPr>
                     <a:xfrm>
                       <a:off x="0" y="0"/>
-                      <a:ext cx="5940000" cy="2871505"/>
+                      <a:ext cx="13500000" cy="6526147"/>
                     </a:xfrm>
                     <a:prstGeom prst="rect"/>
                   </pic:spPr>
@@ -470,7 +534,7 @@
       </w:r>
     </w:p>
     <w:sectPr>
-      <w:pgSz w:w="11906" w:h="16838"/>
+      <w:pgSz w:w="23811" w:h="16838" w:orient="landscape"/>
       <w:pgMar w:top="1134" w:right="1134" w:bottom="1134" w:left="1134" w:header="720" w:footer="720" w:gutter="0"/>
       <w:cols w:space="720"/>
       <w:docGrid w:linePitch="360"/>

--- a/docs/20260804_db-erd-poster.docx
+++ b/docs/20260804_db-erd-poster.docx
@@ -46,7 +46,21 @@
           <w:rFonts w:ascii="맑은 고딕" w:hAnsi="맑은 고딕" w:eastAsia="맑은 고딕" w:cs="맑은 고딕"/>
           <w:b w:val="0"/>
         </w:rPr>
-        <w:t xml:space="preserve"> 반영 2026-08-05 — P06 · devlog 055) · A3 가로</w:t>
+        <w:t xml:space="preserve"> 반영 2026-08-05 — P06 · devlog 055 · </w:t>
+      </w:r>
+      <w:r>
+        <w:rPr>
+          <w:rFonts w:ascii="맑은 고딕" w:hAnsi="맑은 고딕" w:eastAsia="맑은 고딕" w:cs="맑은 고딕"/>
+          <w:b/>
+        </w:rPr>
+        <w:t>층 개편 2026-08-06 — `Locality`·`Sample`, devlog 063</w:t>
+      </w:r>
+      <w:r>
+        <w:rPr>
+          <w:rFonts w:ascii="맑은 고딕" w:hAnsi="맑은 고딕" w:eastAsia="맑은 고딕" w:cs="맑은 고딕"/>
+          <w:b w:val="0"/>
+        </w:rPr>
+        <w:t>) · A3 가로</w:t>
       </w:r>
     </w:p>
     <w:p>
@@ -265,7 +279,7 @@
       <w:r>
         <w:drawing>
           <wp:inline xmlns:a="http://schemas.openxmlformats.org/drawingml/2006/main" xmlns:pic="http://schemas.openxmlformats.org/drawingml/2006/picture">
-            <wp:extent cx="13500000" cy="5200255"/>
+            <wp:extent cx="13500000" cy="4804209"/>
             <wp:docPr id="1" name="Picture 1"/>
             <wp:cNvGraphicFramePr>
               <a:graphicFrameLocks noChangeAspect="1"/>
@@ -274,7 +288,7 @@
               <a:graphicData uri="http://schemas.openxmlformats.org/drawingml/2006/picture">
                 <pic:pic>
                   <pic:nvPicPr>
-                    <pic:cNvPr id="0" name="mermaid-124b10b8e0c2.png"/>
+                    <pic:cNvPr id="0" name="mermaid-0f059547ee9f.png"/>
                     <pic:cNvPicPr/>
                   </pic:nvPicPr>
                   <pic:blipFill>
@@ -286,7 +300,7 @@
                   <pic:spPr>
                     <a:xfrm>
                       <a:off x="0" y="0"/>
-                      <a:ext cx="13500000" cy="5200255"/>
+                      <a:ext cx="13500000" cy="4804209"/>
                     </a:xfrm>
                     <a:prstGeom prst="rect"/>
                   </pic:spPr>
@@ -324,7 +338,7 @@
       <w:r>
         <w:drawing>
           <wp:inline xmlns:a="http://schemas.openxmlformats.org/drawingml/2006/main" xmlns:pic="http://schemas.openxmlformats.org/drawingml/2006/picture">
-            <wp:extent cx="13500000" cy="5010841"/>
+            <wp:extent cx="13500000" cy="4390943"/>
             <wp:docPr id="2" name="Picture 2"/>
             <wp:cNvGraphicFramePr>
               <a:graphicFrameLocks noChangeAspect="1"/>
@@ -333,7 +347,7 @@
               <a:graphicData uri="http://schemas.openxmlformats.org/drawingml/2006/picture">
                 <pic:pic>
                   <pic:nvPicPr>
-                    <pic:cNvPr id="0" name="mermaid-527cc252047c.png"/>
+                    <pic:cNvPr id="0" name="mermaid-c08e304b30a8.png"/>
                     <pic:cNvPicPr/>
                   </pic:nvPicPr>
                   <pic:blipFill>
@@ -345,7 +359,7 @@
                   <pic:spPr>
                     <a:xfrm>
                       <a:off x="0" y="0"/>
-                      <a:ext cx="13500000" cy="5010841"/>
+                      <a:ext cx="13500000" cy="4390943"/>
                     </a:xfrm>
                     <a:prstGeom prst="rect"/>
                   </pic:spPr>
@@ -501,7 +515,7 @@
       <w:r>
         <w:drawing>
           <wp:inline xmlns:a="http://schemas.openxmlformats.org/drawingml/2006/main" xmlns:pic="http://schemas.openxmlformats.org/drawingml/2006/picture">
-            <wp:extent cx="13500000" cy="6526147"/>
+            <wp:extent cx="13500000" cy="5682397"/>
             <wp:docPr id="5" name="Picture 5"/>
             <wp:cNvGraphicFramePr>
               <a:graphicFrameLocks noChangeAspect="1"/>
@@ -510,7 +524,7 @@
               <a:graphicData uri="http://schemas.openxmlformats.org/drawingml/2006/picture">
                 <pic:pic>
                   <pic:nvPicPr>
-                    <pic:cNvPr id="0" name="mermaid-124eca3c062c.png"/>
+                    <pic:cNvPr id="0" name="mermaid-5d69b62453cd.png"/>
                     <pic:cNvPicPr/>
                   </pic:nvPicPr>
                   <pic:blipFill>
@@ -522,7 +536,7 @@
                   <pic:spPr>
                     <a:xfrm>
                       <a:off x="0" y="0"/>
-                      <a:ext cx="13500000" cy="6526147"/>
+                      <a:ext cx="13500000" cy="5682397"/>
                     </a:xfrm>
                     <a:prstGeom prst="rect"/>
                   </pic:spPr>
